--- a/storage/app/plantillas/informe_resultados_guia2.docx
+++ b/storage/app/plantillas/informe_resultados_guia2.docx
@@ -403,7 +403,6 @@
         </w:rPr>
         <w:t>${</w:t>
       </w:r>
-      <w:proofErr w:type="spellStart"/>
       <w:r>
         <w:rPr>
           <w:rFonts w:ascii="Bahnschrift" w:hAnsi="Bahnschrift"/>
@@ -444,29 +443,7 @@
             <w14:round/>
           </w14:textOutline>
         </w:rPr>
-        <w:t>guia</w:t>
-      </w:r>
-      <w:proofErr w:type="spellEnd"/>
-      <w:r>
-        <w:rPr>
-          <w:rFonts w:ascii="Bahnschrift" w:hAnsi="Bahnschrift"/>
-          <w:b w:val="0"/>
-          <w:color w:val="404040" w:themeColor="text1" w:themeTint="BF"/>
-          <w:sz w:val="36"/>
-          <w:szCs w:val="36"/>
-          <w:lang w:bidi="es-ES"/>
-          <w14:shadow w14:blurRad="38100" w14:dist="19050" w14:dir="2700000" w14:sx="100000" w14:sy="100000" w14:kx="0" w14:ky="0" w14:algn="tl">
-            <w14:schemeClr w14:val="dk1">
-              <w14:alpha w14:val="60000"/>
-            </w14:schemeClr>
-          </w14:shadow>
-          <w14:textOutline w14:w="0" w14:cap="flat" w14:cmpd="sng" w14:algn="ctr">
-            <w14:noFill/>
-            <w14:prstDash w14:val="solid"/>
-            <w14:round/>
-          </w14:textOutline>
-        </w:rPr>
-        <w:t>}</w:t>
+        <w:t>guia}</w:t>
       </w:r>
     </w:p>
     <w:p>
@@ -1619,15 +1596,7 @@
     </w:p>
     <w:p>
       <w:r>
-        <w:t>${</w:t>
-      </w:r>
-      <w:proofErr w:type="spellStart"/>
-      <w:r>
-        <w:t>bloque_sedes</w:t>
-      </w:r>
-      <w:proofErr w:type="spellEnd"/>
-      <w:r>
-        <w:t>}</w:t>
+        <w:t>${bloque_sedes}</w:t>
       </w:r>
     </w:p>
     <w:p>
@@ -1659,10 +1628,14 @@
           <w:szCs w:val="24"/>
           <w:lang w:val="es-MX"/>
         </w:rPr>
-        <w:t>Nombre: ${</w:t>
-      </w:r>
-      <w:proofErr w:type="spellStart"/>
-      <w:r>
+        <w:t>Nombre: ${company_name}</w:t>
+      </w:r>
+    </w:p>
+    <w:p>
+      <w:pPr>
+        <w:pStyle w:val="Ttulo"/>
+        <w:framePr w:hSpace="0" w:wrap="auto" w:vAnchor="margin" w:hAnchor="text" w:yAlign="inline"/>
+        <w:spacing w:before="120" w:after="120"/>
         <w:rPr>
           <w:rFonts w:asciiTheme="minorHAnsi" w:eastAsiaTheme="minorHAnsi" w:hAnsiTheme="minorHAnsi" w:cstheme="minorHAnsi"/>
           <w:b w:val="0"/>
@@ -1674,9 +1647,7 @@
           <w:szCs w:val="24"/>
           <w:lang w:val="es-MX"/>
         </w:rPr>
-        <w:t>company_name</w:t>
-      </w:r>
-      <w:proofErr w:type="spellEnd"/>
+      </w:pPr>
       <w:r>
         <w:rPr>
           <w:rFonts w:asciiTheme="minorHAnsi" w:eastAsiaTheme="minorHAnsi" w:hAnsiTheme="minorHAnsi" w:cstheme="minorHAnsi"/>
@@ -1689,7 +1660,7 @@
           <w:szCs w:val="24"/>
           <w:lang w:val="es-MX"/>
         </w:rPr>
-        <w:t>}</w:t>
+        <w:t>Domicilio: ${direccion}</w:t>
       </w:r>
     </w:p>
     <w:p>
@@ -1721,10 +1692,14 @@
           <w:szCs w:val="24"/>
           <w:lang w:val="es-MX"/>
         </w:rPr>
-        <w:t>Domicilio: ${</w:t>
-      </w:r>
-      <w:proofErr w:type="spellStart"/>
-      <w:r>
+        <w:t>Actividad principal: ${actividad}</w:t>
+      </w:r>
+    </w:p>
+    <w:p>
+      <w:pPr>
+        <w:pStyle w:val="Ttulo"/>
+        <w:framePr w:hSpace="0" w:wrap="auto" w:vAnchor="margin" w:hAnchor="text" w:yAlign="inline"/>
+        <w:spacing w:before="120" w:after="120"/>
         <w:rPr>
           <w:rFonts w:asciiTheme="minorHAnsi" w:eastAsiaTheme="minorHAnsi" w:hAnsiTheme="minorHAnsi" w:cstheme="minorHAnsi"/>
           <w:b w:val="0"/>
@@ -1732,72 +1707,6 @@
           <w:iCs/>
           <w:color w:val="auto"/>
           <w:kern w:val="0"/>
-          <w:sz w:val="24"/>
-          <w:szCs w:val="24"/>
-          <w:lang w:val="es-MX"/>
-        </w:rPr>
-        <w:t>direccion</w:t>
-      </w:r>
-      <w:proofErr w:type="spellEnd"/>
-      <w:r>
-        <w:rPr>
-          <w:rFonts w:asciiTheme="minorHAnsi" w:eastAsiaTheme="minorHAnsi" w:hAnsiTheme="minorHAnsi" w:cstheme="minorHAnsi"/>
-          <w:b w:val="0"/>
-          <w:i/>
-          <w:iCs/>
-          <w:color w:val="auto"/>
-          <w:kern w:val="0"/>
-          <w:sz w:val="24"/>
-          <w:szCs w:val="24"/>
-          <w:lang w:val="es-MX"/>
-        </w:rPr>
-        <w:t>}</w:t>
-      </w:r>
-    </w:p>
-    <w:p>
-      <w:pPr>
-        <w:pStyle w:val="Ttulo"/>
-        <w:framePr w:hSpace="0" w:wrap="auto" w:vAnchor="margin" w:hAnchor="text" w:yAlign="inline"/>
-        <w:spacing w:before="120" w:after="120"/>
-        <w:rPr>
-          <w:rFonts w:asciiTheme="minorHAnsi" w:eastAsiaTheme="minorHAnsi" w:hAnsiTheme="minorHAnsi" w:cstheme="minorHAnsi"/>
-          <w:b w:val="0"/>
-          <w:i/>
-          <w:iCs/>
-          <w:color w:val="auto"/>
-          <w:kern w:val="0"/>
-          <w:sz w:val="24"/>
-          <w:szCs w:val="24"/>
-          <w:lang w:val="es-MX"/>
-        </w:rPr>
-      </w:pPr>
-      <w:r>
-        <w:rPr>
-          <w:rFonts w:asciiTheme="minorHAnsi" w:eastAsiaTheme="minorHAnsi" w:hAnsiTheme="minorHAnsi" w:cstheme="minorHAnsi"/>
-          <w:b w:val="0"/>
-          <w:i/>
-          <w:iCs/>
-          <w:color w:val="auto"/>
-          <w:kern w:val="0"/>
-          <w:sz w:val="24"/>
-          <w:szCs w:val="24"/>
-          <w:lang w:val="es-MX"/>
-        </w:rPr>
-        <w:t>Actividad principal: ${actividad}</w:t>
-      </w:r>
-    </w:p>
-    <w:p>
-      <w:pPr>
-        <w:pStyle w:val="Ttulo"/>
-        <w:framePr w:hSpace="0" w:wrap="auto" w:vAnchor="margin" w:hAnchor="text" w:yAlign="inline"/>
-        <w:spacing w:before="120" w:after="120"/>
-        <w:rPr>
-          <w:rFonts w:asciiTheme="minorHAnsi" w:eastAsiaTheme="minorHAnsi" w:hAnsiTheme="minorHAnsi" w:cstheme="minorHAnsi"/>
-          <w:b w:val="0"/>
-          <w:i/>
-          <w:iCs/>
-          <w:color w:val="auto"/>
-          <w:kern w:val="0"/>
           <w:sz w:val="16"/>
           <w:szCs w:val="16"/>
           <w:lang w:val="es-MX"/>
@@ -1806,15 +1715,7 @@
     </w:p>
     <w:p>
       <w:r>
-        <w:t>${/</w:t>
-      </w:r>
-      <w:proofErr w:type="spellStart"/>
-      <w:r>
-        <w:t>bloque_sedes</w:t>
-      </w:r>
-      <w:proofErr w:type="spellEnd"/>
-      <w:r>
-        <w:t>}</w:t>
+        <w:t>${/bloque_sedes}</w:t>
       </w:r>
     </w:p>
     <w:p>
@@ -2237,35 +2138,19 @@
         <w:t xml:space="preserve"> </w:t>
       </w:r>
       <w:r>
-        <w:t>${</w:t>
-      </w:r>
-      <w:proofErr w:type="spellStart"/>
-      <w:r>
-        <w:t>no_guia</w:t>
-      </w:r>
-      <w:proofErr w:type="spellEnd"/>
-      <w:r>
-        <w:t xml:space="preserve">} </w:t>
+        <w:t xml:space="preserve">${no_guia} </w:t>
       </w:r>
       <w:r>
         <w:t>“</w:t>
       </w:r>
       <w:r>
-        <w:t>${</w:t>
-      </w:r>
-      <w:proofErr w:type="spellStart"/>
-      <w:r>
-        <w:t>gu</w:t>
+        <w:t>${gu</w:t>
       </w:r>
       <w:r>
         <w:t>i</w:t>
       </w:r>
       <w:r>
-        <w:t>a_name</w:t>
-      </w:r>
-      <w:proofErr w:type="spellEnd"/>
-      <w:r>
-        <w:t>}</w:t>
+        <w:t>a_name}</w:t>
       </w:r>
       <w:r>
         <w:t>”</w:t>
@@ -2719,22 +2604,8 @@
           <w:szCs w:val="24"/>
           <w:lang w:val="es-MX"/>
         </w:rPr>
-        <w:t xml:space="preserve"> en la plataforma </w:t>
-      </w:r>
-      <w:proofErr w:type="spellStart"/>
-      <w:r>
-        <w:rPr>
-          <w:rFonts w:asciiTheme="minorHAnsi" w:eastAsiaTheme="minorHAnsi" w:hAnsiTheme="minorHAnsi" w:cstheme="minorHAnsi"/>
-          <w:b w:val="0"/>
-          <w:color w:val="auto"/>
-          <w:kern w:val="0"/>
-          <w:sz w:val="24"/>
-          <w:szCs w:val="24"/>
-          <w:lang w:val="es-MX"/>
-        </w:rPr>
-        <w:t>SEDyCO</w:t>
-      </w:r>
-      <w:proofErr w:type="spellEnd"/>
+        <w:t xml:space="preserve"> en la plataforma SEDyCO</w:t>
+      </w:r>
       <w:r>
         <w:rPr>
           <w:rFonts w:asciiTheme="minorHAnsi" w:eastAsiaTheme="minorHAnsi" w:hAnsiTheme="minorHAnsi" w:cstheme="minorHAnsi"/>
@@ -3725,25 +3596,7 @@
           <w:sz w:val="24"/>
           <w:szCs w:val="24"/>
         </w:rPr>
-        <w:t xml:space="preserve"> ${</w:t>
-      </w:r>
-      <w:proofErr w:type="spellStart"/>
-      <w:r>
-        <w:rPr>
-          <w:rFonts w:cstheme="minorHAnsi"/>
-          <w:sz w:val="24"/>
-          <w:szCs w:val="24"/>
-        </w:rPr>
-        <w:t>guia_numeral</w:t>
-      </w:r>
-      <w:proofErr w:type="spellEnd"/>
-      <w:r>
-        <w:rPr>
-          <w:rFonts w:cstheme="minorHAnsi"/>
-          <w:sz w:val="24"/>
-          <w:szCs w:val="24"/>
-        </w:rPr>
-        <w:t xml:space="preserve">} </w:t>
+        <w:t xml:space="preserve"> ${guia_numeral} </w:t>
       </w:r>
       <w:r>
         <w:rPr>
@@ -4076,27 +3929,7 @@
           <w:sz w:val="22"/>
           <w:szCs w:val="22"/>
         </w:rPr>
-        <w:t>n del dominio (</w:t>
-      </w:r>
-      <w:proofErr w:type="spellStart"/>
-      <w:r>
-        <w:rPr>
-          <w:rFonts w:asciiTheme="minorHAnsi" w:hAnsiTheme="minorHAnsi" w:cstheme="minorHAnsi"/>
-          <w:color w:val="auto"/>
-          <w:sz w:val="22"/>
-          <w:szCs w:val="22"/>
-        </w:rPr>
-        <w:t>Cdom</w:t>
-      </w:r>
-      <w:proofErr w:type="spellEnd"/>
-      <w:r>
-        <w:rPr>
-          <w:rFonts w:asciiTheme="minorHAnsi" w:hAnsiTheme="minorHAnsi" w:cstheme="minorHAnsi"/>
-          <w:color w:val="auto"/>
-          <w:sz w:val="22"/>
-          <w:szCs w:val="22"/>
-        </w:rPr>
-        <w:t xml:space="preserve">). Se obtiene sumando el puntaje de cada uno de los </w:t>
+        <w:t xml:space="preserve">n del dominio (Cdom). Se obtiene sumando el puntaje de cada uno de los </w:t>
       </w:r>
       <w:r>
         <w:rPr>
@@ -4175,27 +4008,7 @@
           <w:sz w:val="22"/>
           <w:szCs w:val="22"/>
         </w:rPr>
-        <w:t>a (</w:t>
-      </w:r>
-      <w:proofErr w:type="spellStart"/>
-      <w:r>
-        <w:rPr>
-          <w:rFonts w:asciiTheme="minorHAnsi" w:hAnsiTheme="minorHAnsi" w:cstheme="minorHAnsi"/>
-          <w:color w:val="auto"/>
-          <w:sz w:val="22"/>
-          <w:szCs w:val="22"/>
-        </w:rPr>
-        <w:t>Ccat</w:t>
-      </w:r>
-      <w:proofErr w:type="spellEnd"/>
-      <w:r>
-        <w:rPr>
-          <w:rFonts w:asciiTheme="minorHAnsi" w:hAnsiTheme="minorHAnsi" w:cstheme="minorHAnsi"/>
-          <w:color w:val="auto"/>
-          <w:sz w:val="22"/>
-          <w:szCs w:val="22"/>
-        </w:rPr>
-        <w:t xml:space="preserve">). Se obtiene sumando el puntaje de cada uno de los </w:t>
+        <w:t xml:space="preserve">a (Ccat). Se obtiene sumando el puntaje de cada uno de los </w:t>
       </w:r>
       <w:r>
         <w:rPr>
@@ -4274,27 +4087,7 @@
           <w:sz w:val="22"/>
           <w:szCs w:val="22"/>
         </w:rPr>
-        <w:t>n final del cuestionario (</w:t>
-      </w:r>
-      <w:proofErr w:type="spellStart"/>
-      <w:r>
-        <w:rPr>
-          <w:rFonts w:asciiTheme="minorHAnsi" w:hAnsiTheme="minorHAnsi" w:cstheme="minorHAnsi"/>
-          <w:color w:val="auto"/>
-          <w:sz w:val="22"/>
-          <w:szCs w:val="22"/>
-        </w:rPr>
-        <w:t>Cfinal</w:t>
-      </w:r>
-      <w:proofErr w:type="spellEnd"/>
-      <w:r>
-        <w:rPr>
-          <w:rFonts w:asciiTheme="minorHAnsi" w:hAnsiTheme="minorHAnsi" w:cstheme="minorHAnsi"/>
-          <w:color w:val="auto"/>
-          <w:sz w:val="22"/>
-          <w:szCs w:val="22"/>
-        </w:rPr>
-        <w:t xml:space="preserve">). Se obtiene sumando el puntaje de todos y cada uno de los </w:t>
+        <w:t xml:space="preserve">n final del cuestionario (Cfinal). Se obtiene sumando el puntaje de todos y cada uno de los </w:t>
       </w:r>
       <w:r>
         <w:rPr>
@@ -5092,27 +4885,7 @@
           <w:sz w:val="18"/>
           <w:szCs w:val="18"/>
         </w:rPr>
-        <w:t>gico (</w:t>
-      </w:r>
-      <w:proofErr w:type="spellStart"/>
-      <w:proofErr w:type="gramStart"/>
-      <w:r>
-        <w:rPr>
-          <w:rFonts w:cstheme="minorHAnsi"/>
-          <w:sz w:val="18"/>
-          <w:szCs w:val="18"/>
-        </w:rPr>
-        <w:t>mobbing</w:t>
-      </w:r>
-      <w:proofErr w:type="spellEnd"/>
-      <w:proofErr w:type="gramEnd"/>
-      <w:r>
-        <w:rPr>
-          <w:rFonts w:cstheme="minorHAnsi"/>
-          <w:sz w:val="18"/>
-          <w:szCs w:val="18"/>
-        </w:rPr>
-        <w:t>), entre otros.</w:t>
+        <w:t>gico (mobbing), entre otros.</w:t>
       </w:r>
     </w:p>
     <w:p>
@@ -5238,27 +5011,7 @@
           <w:sz w:val="24"/>
           <w:szCs w:val="24"/>
         </w:rPr>
-        <w:t>${</w:t>
-      </w:r>
-      <w:proofErr w:type="spellStart"/>
-      <w:r>
-        <w:rPr>
-          <w:rFonts w:asciiTheme="minorHAnsi" w:hAnsiTheme="minorHAnsi" w:cstheme="minorHAnsi"/>
-          <w:color w:val="404040" w:themeColor="text1" w:themeTint="BF"/>
-          <w:sz w:val="24"/>
-          <w:szCs w:val="24"/>
-        </w:rPr>
-        <w:t>guia_name</w:t>
-      </w:r>
-      <w:proofErr w:type="spellEnd"/>
-      <w:r>
-        <w:rPr>
-          <w:rFonts w:asciiTheme="minorHAnsi" w:hAnsiTheme="minorHAnsi" w:cstheme="minorHAnsi"/>
-          <w:color w:val="404040" w:themeColor="text1" w:themeTint="BF"/>
-          <w:sz w:val="24"/>
-          <w:szCs w:val="24"/>
-        </w:rPr>
-        <w:t>}</w:t>
+        <w:t>${guia_name}</w:t>
       </w:r>
       <w:r>
         <w:rPr>
@@ -5358,51 +5111,7 @@
             <w14:round/>
           </w14:textOutline>
         </w:rPr>
-        <w:t>${</w:t>
-      </w:r>
-      <w:proofErr w:type="spellStart"/>
-      <w:r>
-        <w:rPr>
-          <w:rFonts w:asciiTheme="minorHAnsi" w:eastAsiaTheme="minorHAnsi" w:hAnsiTheme="minorHAnsi" w:cstheme="minorHAnsi"/>
-          <w:bCs/>
-          <w:kern w:val="0"/>
-          <w:sz w:val="32"/>
-          <w:szCs w:val="32"/>
-          <w:lang w:val="es-MX"/>
-          <w14:shadow w14:blurRad="0" w14:dist="38100" w14:dir="2700000" w14:sx="100000" w14:sy="100000" w14:kx="0" w14:ky="0" w14:algn="bl">
-            <w14:schemeClr w14:val="accent5"/>
-          </w14:shadow>
-          <w14:textOutline w14:w="6731" w14:cap="flat" w14:cmpd="sng" w14:algn="ctr">
-            <w14:solidFill>
-              <w14:schemeClr w14:val="bg1"/>
-            </w14:solidFill>
-            <w14:prstDash w14:val="solid"/>
-            <w14:round/>
-          </w14:textOutline>
-        </w:rPr>
-        <w:t>count_colab</w:t>
-      </w:r>
-      <w:proofErr w:type="spellEnd"/>
-      <w:r>
-        <w:rPr>
-          <w:rFonts w:asciiTheme="minorHAnsi" w:eastAsiaTheme="minorHAnsi" w:hAnsiTheme="minorHAnsi" w:cstheme="minorHAnsi"/>
-          <w:bCs/>
-          <w:kern w:val="0"/>
-          <w:sz w:val="32"/>
-          <w:szCs w:val="32"/>
-          <w:lang w:val="es-MX"/>
-          <w14:shadow w14:blurRad="0" w14:dist="38100" w14:dir="2700000" w14:sx="100000" w14:sy="100000" w14:kx="0" w14:ky="0" w14:algn="bl">
-            <w14:schemeClr w14:val="accent5"/>
-          </w14:shadow>
-          <w14:textOutline w14:w="6731" w14:cap="flat" w14:cmpd="sng" w14:algn="ctr">
-            <w14:solidFill>
-              <w14:schemeClr w14:val="bg1"/>
-            </w14:solidFill>
-            <w14:prstDash w14:val="solid"/>
-            <w14:round/>
-          </w14:textOutline>
-        </w:rPr>
-        <w:t>}</w:t>
+        <w:t>${count_colab}</w:t>
       </w:r>
       <w:r>
         <w:rPr>
@@ -5907,37 +5616,7 @@
                 <w:szCs w:val="24"/>
                 <w:lang w:val="es-MX"/>
               </w:rPr>
-              <w:t>${</w:t>
-            </w:r>
-            <w:proofErr w:type="spellStart"/>
-            <w:r>
-              <w:rPr>
-                <w:rFonts w:asciiTheme="minorHAnsi" w:eastAsiaTheme="minorHAnsi" w:hAnsiTheme="minorHAnsi" w:cstheme="minorHAnsi"/>
-                <w:b/>
-                <w:i/>
-                <w:iCs/>
-                <w:color w:val="auto"/>
-                <w:kern w:val="0"/>
-                <w:sz w:val="24"/>
-                <w:szCs w:val="24"/>
-                <w:lang w:val="es-MX"/>
-              </w:rPr>
-              <w:t>count_colab</w:t>
-            </w:r>
-            <w:proofErr w:type="spellEnd"/>
-            <w:r>
-              <w:rPr>
-                <w:rFonts w:asciiTheme="minorHAnsi" w:eastAsiaTheme="minorHAnsi" w:hAnsiTheme="minorHAnsi" w:cstheme="minorHAnsi"/>
-                <w:b/>
-                <w:i/>
-                <w:iCs/>
-                <w:color w:val="auto"/>
-                <w:kern w:val="0"/>
-                <w:sz w:val="24"/>
-                <w:szCs w:val="24"/>
-                <w:lang w:val="es-MX"/>
-              </w:rPr>
-              <w:t>}</w:t>
+              <w:t>${count_colab}</w:t>
             </w:r>
           </w:p>
         </w:tc>
@@ -5978,9 +5657,8 @@
                 <w:szCs w:val="24"/>
                 <w:lang w:val="es-MX"/>
               </w:rPr>
-              <w:t>${</w:t>
+              <w:t>${count</w:t>
             </w:r>
-            <w:proofErr w:type="spellStart"/>
             <w:r>
               <w:rPr>
                 <w:rFonts w:asciiTheme="minorHAnsi" w:eastAsiaTheme="minorHAnsi" w:hAnsiTheme="minorHAnsi" w:cstheme="minorHAnsi"/>
@@ -5993,23 +5671,8 @@
                 <w:szCs w:val="24"/>
                 <w:lang w:val="es-MX"/>
               </w:rPr>
-              <w:t>count</w:t>
-            </w:r>
-            <w:r>
-              <w:rPr>
-                <w:rFonts w:asciiTheme="minorHAnsi" w:eastAsiaTheme="minorHAnsi" w:hAnsiTheme="minorHAnsi" w:cstheme="minorHAnsi"/>
-                <w:bCs/>
-                <w:i/>
-                <w:iCs/>
-                <w:color w:val="auto"/>
-                <w:kern w:val="0"/>
-                <w:sz w:val="24"/>
-                <w:szCs w:val="24"/>
-                <w:lang w:val="es-MX"/>
-              </w:rPr>
               <w:t>_eva</w:t>
             </w:r>
-            <w:proofErr w:type="spellEnd"/>
             <w:r>
               <w:rPr>
                 <w:rFonts w:asciiTheme="minorHAnsi" w:eastAsiaTheme="minorHAnsi" w:hAnsiTheme="minorHAnsi" w:cstheme="minorHAnsi"/>
@@ -6104,9 +5767,8 @@
                 <w:szCs w:val="24"/>
                 <w:lang w:val="es-MX"/>
               </w:rPr>
-              <w:t>${</w:t>
+              <w:t>${count_</w:t>
             </w:r>
-            <w:proofErr w:type="spellStart"/>
             <w:r>
               <w:rPr>
                 <w:rFonts w:asciiTheme="minorHAnsi" w:eastAsiaTheme="minorHAnsi" w:hAnsiTheme="minorHAnsi" w:cstheme="minorHAnsi"/>
@@ -6119,23 +5781,8 @@
                 <w:szCs w:val="24"/>
                 <w:lang w:val="es-MX"/>
               </w:rPr>
-              <w:t>count_</w:t>
-            </w:r>
-            <w:r>
-              <w:rPr>
-                <w:rFonts w:asciiTheme="minorHAnsi" w:eastAsiaTheme="minorHAnsi" w:hAnsiTheme="minorHAnsi" w:cstheme="minorHAnsi"/>
-                <w:bCs/>
-                <w:i/>
-                <w:iCs/>
-                <w:color w:val="auto"/>
-                <w:kern w:val="0"/>
-                <w:sz w:val="24"/>
-                <w:szCs w:val="24"/>
-                <w:lang w:val="es-MX"/>
-              </w:rPr>
               <w:t>eva</w:t>
             </w:r>
-            <w:proofErr w:type="spellEnd"/>
             <w:r>
               <w:rPr>
                 <w:rFonts w:asciiTheme="minorHAnsi" w:eastAsiaTheme="minorHAnsi" w:hAnsiTheme="minorHAnsi" w:cstheme="minorHAnsi"/>
@@ -6426,33 +6073,7 @@
                 <w:szCs w:val="24"/>
                 <w:lang w:val="es-MX"/>
               </w:rPr>
-              <w:t>${</w:t>
-            </w:r>
-            <w:proofErr w:type="spellStart"/>
-            <w:r>
-              <w:rPr>
-                <w:rFonts w:asciiTheme="minorHAnsi" w:eastAsiaTheme="minorHAnsi" w:hAnsiTheme="minorHAnsi" w:cstheme="minorHAnsi"/>
-                <w:bCs/>
-                <w:color w:val="auto"/>
-                <w:kern w:val="0"/>
-                <w:sz w:val="24"/>
-                <w:szCs w:val="24"/>
-                <w:lang w:val="es-MX"/>
-              </w:rPr>
-              <w:t>cali</w:t>
-            </w:r>
-            <w:proofErr w:type="spellEnd"/>
-            <w:r>
-              <w:rPr>
-                <w:rFonts w:asciiTheme="minorHAnsi" w:eastAsiaTheme="minorHAnsi" w:hAnsiTheme="minorHAnsi" w:cstheme="minorHAnsi"/>
-                <w:bCs/>
-                <w:color w:val="auto"/>
-                <w:kern w:val="0"/>
-                <w:sz w:val="24"/>
-                <w:szCs w:val="24"/>
-                <w:lang w:val="es-MX"/>
-              </w:rPr>
-              <w:t>}</w:t>
+              <w:t>${cali}</w:t>
             </w:r>
           </w:p>
         </w:tc>
@@ -6644,35 +6265,7 @@
           <w:szCs w:val="24"/>
           <w:lang w:val="es-MX"/>
         </w:rPr>
-        <w:t>${riesgo} (${</w:t>
-      </w:r>
-      <w:proofErr w:type="spellStart"/>
-      <w:r>
-        <w:rPr>
-          <w:rFonts w:asciiTheme="minorHAnsi" w:eastAsiaTheme="minorHAnsi" w:hAnsiTheme="minorHAnsi" w:cstheme="minorHAnsi"/>
-          <w:i/>
-          <w:iCs/>
-          <w:color w:val="auto"/>
-          <w:kern w:val="0"/>
-          <w:sz w:val="24"/>
-          <w:szCs w:val="24"/>
-          <w:lang w:val="es-MX"/>
-        </w:rPr>
-        <w:t>cali</w:t>
-      </w:r>
-      <w:proofErr w:type="spellEnd"/>
-      <w:r>
-        <w:rPr>
-          <w:rFonts w:asciiTheme="minorHAnsi" w:eastAsiaTheme="minorHAnsi" w:hAnsiTheme="minorHAnsi" w:cstheme="minorHAnsi"/>
-          <w:i/>
-          <w:iCs/>
-          <w:color w:val="auto"/>
-          <w:kern w:val="0"/>
-          <w:sz w:val="24"/>
-          <w:szCs w:val="24"/>
-          <w:lang w:val="es-MX"/>
-        </w:rPr>
-        <w:t>})</w:t>
+        <w:t>${riesgo} (${cali})</w:t>
       </w:r>
     </w:p>
     <w:p>
@@ -6848,31 +6441,7 @@
           <w:sz w:val="24"/>
           <w:szCs w:val="24"/>
         </w:rPr>
-        <w:t>${</w:t>
-      </w:r>
-      <w:proofErr w:type="spellStart"/>
-      <w:r>
-        <w:rPr>
-          <w:rFonts w:cstheme="minorHAnsi"/>
-          <w:bCs/>
-          <w:i/>
-          <w:iCs/>
-          <w:sz w:val="24"/>
-          <w:szCs w:val="24"/>
-        </w:rPr>
-        <w:t>determinacion</w:t>
-      </w:r>
-      <w:proofErr w:type="spellEnd"/>
-      <w:r>
-        <w:rPr>
-          <w:rFonts w:cstheme="minorHAnsi"/>
-          <w:bCs/>
-          <w:i/>
-          <w:iCs/>
-          <w:sz w:val="24"/>
-          <w:szCs w:val="24"/>
-        </w:rPr>
-        <w:t>}</w:t>
+        <w:t>${determinacion}</w:t>
       </w:r>
       <w:r>
         <w:rPr>
@@ -7251,33 +6820,7 @@
                 <w:szCs w:val="18"/>
                 <w:lang w:val="es-MX"/>
               </w:rPr>
-              <w:t>${</w:t>
-            </w:r>
-            <w:proofErr w:type="spellStart"/>
-            <w:r>
-              <w:rPr>
-                <w:rFonts w:asciiTheme="minorHAnsi" w:eastAsiaTheme="minorEastAsia" w:hAnsiTheme="minorHAnsi" w:cstheme="minorBidi"/>
-                <w:b w:val="0"/>
-                <w:color w:val="auto"/>
-                <w:kern w:val="0"/>
-                <w:sz w:val="18"/>
-                <w:szCs w:val="18"/>
-                <w:lang w:val="es-MX"/>
-              </w:rPr>
-              <w:t>cal_very_high</w:t>
-            </w:r>
-            <w:proofErr w:type="spellEnd"/>
-            <w:r>
-              <w:rPr>
-                <w:rFonts w:asciiTheme="minorHAnsi" w:eastAsiaTheme="minorEastAsia" w:hAnsiTheme="minorHAnsi" w:cstheme="minorBidi"/>
-                <w:b w:val="0"/>
-                <w:color w:val="auto"/>
-                <w:kern w:val="0"/>
-                <w:sz w:val="18"/>
-                <w:szCs w:val="18"/>
-                <w:lang w:val="es-MX"/>
-              </w:rPr>
-              <w:t>}</w:t>
+              <w:t>${cal_very_high}</w:t>
             </w:r>
           </w:p>
         </w:tc>
@@ -7312,33 +6855,7 @@
                 <w:szCs w:val="18"/>
                 <w:lang w:val="es-MX"/>
               </w:rPr>
-              <w:t>${</w:t>
-            </w:r>
-            <w:proofErr w:type="spellStart"/>
-            <w:r>
-              <w:rPr>
-                <w:rFonts w:asciiTheme="minorHAnsi" w:eastAsiaTheme="minorEastAsia" w:hAnsiTheme="minorHAnsi" w:cstheme="minorBidi"/>
-                <w:b w:val="0"/>
-                <w:color w:val="auto"/>
-                <w:kern w:val="0"/>
-                <w:sz w:val="18"/>
-                <w:szCs w:val="18"/>
-                <w:lang w:val="es-MX"/>
-              </w:rPr>
-              <w:t>cal_high</w:t>
-            </w:r>
-            <w:proofErr w:type="spellEnd"/>
-            <w:r>
-              <w:rPr>
-                <w:rFonts w:asciiTheme="minorHAnsi" w:eastAsiaTheme="minorEastAsia" w:hAnsiTheme="minorHAnsi" w:cstheme="minorBidi"/>
-                <w:b w:val="0"/>
-                <w:color w:val="auto"/>
-                <w:kern w:val="0"/>
-                <w:sz w:val="18"/>
-                <w:szCs w:val="18"/>
-                <w:lang w:val="es-MX"/>
-              </w:rPr>
-              <w:t>}</w:t>
+              <w:t>${cal_high}</w:t>
             </w:r>
           </w:p>
         </w:tc>
@@ -7373,33 +6890,7 @@
                 <w:szCs w:val="18"/>
                 <w:lang w:val="es-MX"/>
               </w:rPr>
-              <w:t>${</w:t>
-            </w:r>
-            <w:proofErr w:type="spellStart"/>
-            <w:r>
-              <w:rPr>
-                <w:rFonts w:asciiTheme="minorHAnsi" w:eastAsiaTheme="minorEastAsia" w:hAnsiTheme="minorHAnsi" w:cstheme="minorBidi"/>
-                <w:b w:val="0"/>
-                <w:color w:val="auto"/>
-                <w:kern w:val="0"/>
-                <w:sz w:val="18"/>
-                <w:szCs w:val="18"/>
-                <w:lang w:val="es-MX"/>
-              </w:rPr>
-              <w:t>cal_medium</w:t>
-            </w:r>
-            <w:proofErr w:type="spellEnd"/>
-            <w:r>
-              <w:rPr>
-                <w:rFonts w:asciiTheme="minorHAnsi" w:eastAsiaTheme="minorEastAsia" w:hAnsiTheme="minorHAnsi" w:cstheme="minorBidi"/>
-                <w:b w:val="0"/>
-                <w:color w:val="auto"/>
-                <w:kern w:val="0"/>
-                <w:sz w:val="18"/>
-                <w:szCs w:val="18"/>
-                <w:lang w:val="es-MX"/>
-              </w:rPr>
-              <w:t>}</w:t>
+              <w:t>${cal_medium}</w:t>
             </w:r>
           </w:p>
         </w:tc>
@@ -7434,33 +6925,7 @@
                 <w:szCs w:val="18"/>
                 <w:lang w:val="es-MX"/>
               </w:rPr>
-              <w:t>${</w:t>
-            </w:r>
-            <w:proofErr w:type="spellStart"/>
-            <w:r>
-              <w:rPr>
-                <w:rFonts w:asciiTheme="minorHAnsi" w:eastAsiaTheme="minorEastAsia" w:hAnsiTheme="minorHAnsi" w:cstheme="minorBidi"/>
-                <w:b w:val="0"/>
-                <w:color w:val="auto"/>
-                <w:kern w:val="0"/>
-                <w:sz w:val="18"/>
-                <w:szCs w:val="18"/>
-                <w:lang w:val="es-MX"/>
-              </w:rPr>
-              <w:t>cal_down</w:t>
-            </w:r>
-            <w:proofErr w:type="spellEnd"/>
-            <w:r>
-              <w:rPr>
-                <w:rFonts w:asciiTheme="minorHAnsi" w:eastAsiaTheme="minorEastAsia" w:hAnsiTheme="minorHAnsi" w:cstheme="minorBidi"/>
-                <w:b w:val="0"/>
-                <w:color w:val="auto"/>
-                <w:kern w:val="0"/>
-                <w:sz w:val="18"/>
-                <w:szCs w:val="18"/>
-                <w:lang w:val="es-MX"/>
-              </w:rPr>
-              <w:t>}</w:t>
+              <w:t>${cal_down}</w:t>
             </w:r>
           </w:p>
         </w:tc>
@@ -7495,9 +6960,8 @@
                 <w:szCs w:val="18"/>
                 <w:lang w:val="es-MX"/>
               </w:rPr>
-              <w:t>${</w:t>
+              <w:t>${cal</w:t>
             </w:r>
-            <w:proofErr w:type="spellStart"/>
             <w:r>
               <w:rPr>
                 <w:rFonts w:asciiTheme="minorHAnsi" w:eastAsiaTheme="minorEastAsia" w:hAnsiTheme="minorHAnsi" w:cstheme="minorBidi"/>
@@ -7508,7 +6972,7 @@
                 <w:szCs w:val="18"/>
                 <w:lang w:val="es-MX"/>
               </w:rPr>
-              <w:t>cal</w:t>
+              <w:t>_</w:t>
             </w:r>
             <w:r>
               <w:rPr>
@@ -7520,32 +6984,7 @@
                 <w:szCs w:val="18"/>
                 <w:lang w:val="es-MX"/>
               </w:rPr>
-              <w:t>_</w:t>
-            </w:r>
-            <w:r>
-              <w:rPr>
-                <w:rFonts w:asciiTheme="minorHAnsi" w:eastAsiaTheme="minorEastAsia" w:hAnsiTheme="minorHAnsi" w:cstheme="minorBidi"/>
-                <w:b w:val="0"/>
-                <w:color w:val="auto"/>
-                <w:kern w:val="0"/>
-                <w:sz w:val="18"/>
-                <w:szCs w:val="18"/>
-                <w:lang w:val="es-MX"/>
-              </w:rPr>
-              <w:t>so_down</w:t>
-            </w:r>
-            <w:proofErr w:type="spellEnd"/>
-            <w:r>
-              <w:rPr>
-                <w:rFonts w:asciiTheme="minorHAnsi" w:eastAsiaTheme="minorEastAsia" w:hAnsiTheme="minorHAnsi" w:cstheme="minorBidi"/>
-                <w:b w:val="0"/>
-                <w:color w:val="auto"/>
-                <w:kern w:val="0"/>
-                <w:sz w:val="18"/>
-                <w:szCs w:val="18"/>
-                <w:lang w:val="es-MX"/>
-              </w:rPr>
-              <w:t>}</w:t>
+              <w:t>so_down}</w:t>
             </w:r>
           </w:p>
         </w:tc>
@@ -7596,7 +7035,6 @@
         </w:rPr>
         <w:t>${</w:t>
       </w:r>
-      <w:proofErr w:type="spellStart"/>
       <w:r>
         <w:rPr>
           <w:rFonts w:asciiTheme="minorHAnsi" w:eastAsiaTheme="minorHAnsi" w:hAnsiTheme="minorHAnsi" w:cstheme="minorHAnsi"/>
@@ -7609,7 +7047,6 @@
         </w:rPr>
         <w:t>chart_gen</w:t>
       </w:r>
-      <w:proofErr w:type="spellEnd"/>
       <w:r>
         <w:rPr>
           <w:rFonts w:asciiTheme="minorHAnsi" w:eastAsiaTheme="minorHAnsi" w:hAnsiTheme="minorHAnsi" w:cstheme="minorHAnsi"/>
@@ -8049,33 +7486,7 @@
                 <w:szCs w:val="14"/>
                 <w:lang w:val="es-MX"/>
               </w:rPr>
-              <w:t>${</w:t>
-            </w:r>
-            <w:proofErr w:type="spellStart"/>
-            <w:r>
-              <w:rPr>
-                <w:rFonts w:asciiTheme="minorHAnsi" w:eastAsiaTheme="minorHAnsi" w:hAnsiTheme="minorHAnsi" w:cstheme="minorHAnsi"/>
-                <w:b w:val="0"/>
-                <w:color w:val="auto"/>
-                <w:kern w:val="0"/>
-                <w:sz w:val="14"/>
-                <w:szCs w:val="14"/>
-                <w:lang w:val="es-MX"/>
-              </w:rPr>
-              <w:t>cat_name</w:t>
-            </w:r>
-            <w:proofErr w:type="spellEnd"/>
-            <w:r>
-              <w:rPr>
-                <w:rFonts w:asciiTheme="minorHAnsi" w:eastAsiaTheme="minorHAnsi" w:hAnsiTheme="minorHAnsi" w:cstheme="minorHAnsi"/>
-                <w:b w:val="0"/>
-                <w:color w:val="auto"/>
-                <w:kern w:val="0"/>
-                <w:sz w:val="14"/>
-                <w:szCs w:val="14"/>
-                <w:lang w:val="es-MX"/>
-              </w:rPr>
-              <w:t>}</w:t>
+              <w:t>${cat_name}</w:t>
             </w:r>
           </w:p>
         </w:tc>
@@ -8109,33 +7520,7 @@
                 <w:szCs w:val="14"/>
                 <w:lang w:val="es-MX"/>
               </w:rPr>
-              <w:t>${</w:t>
-            </w:r>
-            <w:proofErr w:type="spellStart"/>
-            <w:r>
-              <w:rPr>
-                <w:rFonts w:asciiTheme="minorHAnsi" w:eastAsiaTheme="minorEastAsia" w:hAnsiTheme="minorHAnsi" w:cstheme="minorBidi"/>
-                <w:b w:val="0"/>
-                <w:color w:val="auto"/>
-                <w:kern w:val="0"/>
-                <w:sz w:val="14"/>
-                <w:szCs w:val="14"/>
-                <w:lang w:val="es-MX"/>
-              </w:rPr>
-              <w:t>cat_cal</w:t>
-            </w:r>
-            <w:proofErr w:type="spellEnd"/>
-            <w:r>
-              <w:rPr>
-                <w:rFonts w:asciiTheme="minorHAnsi" w:eastAsiaTheme="minorEastAsia" w:hAnsiTheme="minorHAnsi" w:cstheme="minorBidi"/>
-                <w:b w:val="0"/>
-                <w:color w:val="auto"/>
-                <w:kern w:val="0"/>
-                <w:sz w:val="14"/>
-                <w:szCs w:val="14"/>
-                <w:lang w:val="es-MX"/>
-              </w:rPr>
-              <w:t>}</w:t>
+              <w:t>${cat_cal}</w:t>
             </w:r>
           </w:p>
         </w:tc>
@@ -8171,7 +7556,6 @@
               </w:rPr>
               <w:t>${</w:t>
             </w:r>
-            <w:proofErr w:type="spellStart"/>
             <w:r>
               <w:rPr>
                 <w:rFonts w:asciiTheme="minorHAnsi" w:eastAsiaTheme="minorHAnsi" w:hAnsiTheme="minorHAnsi" w:cstheme="minorHAnsi"/>
@@ -8184,7 +7568,6 @@
               </w:rPr>
               <w:t>cat_nivel</w:t>
             </w:r>
-            <w:proofErr w:type="spellEnd"/>
             <w:r>
               <w:rPr>
                 <w:rFonts w:asciiTheme="minorHAnsi" w:eastAsiaTheme="minorHAnsi" w:hAnsiTheme="minorHAnsi" w:cstheme="minorHAnsi"/>
@@ -8349,31 +7732,7 @@
           <w:szCs w:val="24"/>
           <w:lang w:val="es-MX"/>
         </w:rPr>
-        <w:t>${</w:t>
-      </w:r>
-      <w:proofErr w:type="spellStart"/>
-      <w:r>
-        <w:rPr>
-          <w:rFonts w:asciiTheme="minorHAnsi" w:eastAsiaTheme="minorHAnsi" w:hAnsiTheme="minorHAnsi" w:cstheme="minorHAnsi"/>
-          <w:bCs/>
-          <w:kern w:val="0"/>
-          <w:sz w:val="24"/>
-          <w:szCs w:val="24"/>
-          <w:lang w:val="es-MX"/>
-        </w:rPr>
-        <w:t>det_cat_mas_alta</w:t>
-      </w:r>
-      <w:proofErr w:type="spellEnd"/>
-      <w:r>
-        <w:rPr>
-          <w:rFonts w:asciiTheme="minorHAnsi" w:eastAsiaTheme="minorHAnsi" w:hAnsiTheme="minorHAnsi" w:cstheme="minorHAnsi"/>
-          <w:bCs/>
-          <w:kern w:val="0"/>
-          <w:sz w:val="24"/>
-          <w:szCs w:val="24"/>
-          <w:lang w:val="es-MX"/>
-        </w:rPr>
-        <w:t>}</w:t>
+        <w:t>${det_cat_mas_alta}</w:t>
       </w:r>
       <w:r>
         <w:rPr>
@@ -8423,33 +7782,7 @@
           <w:szCs w:val="24"/>
           <w:lang w:val="es-MX"/>
         </w:rPr>
-        <w:t>${</w:t>
-      </w:r>
-      <w:proofErr w:type="spellStart"/>
-      <w:r>
-        <w:rPr>
-          <w:rFonts w:asciiTheme="minorHAnsi" w:eastAsiaTheme="minorHAnsi" w:hAnsiTheme="minorHAnsi" w:cstheme="minorHAnsi"/>
-          <w:b w:val="0"/>
-          <w:color w:val="auto"/>
-          <w:kern w:val="0"/>
-          <w:sz w:val="24"/>
-          <w:szCs w:val="24"/>
-          <w:lang w:val="es-MX"/>
-        </w:rPr>
-        <w:t>level_cat_mas_alta</w:t>
-      </w:r>
-      <w:proofErr w:type="spellEnd"/>
-      <w:r>
-        <w:rPr>
-          <w:rFonts w:asciiTheme="minorHAnsi" w:eastAsiaTheme="minorHAnsi" w:hAnsiTheme="minorHAnsi" w:cstheme="minorHAnsi"/>
-          <w:b w:val="0"/>
-          <w:color w:val="auto"/>
-          <w:kern w:val="0"/>
-          <w:sz w:val="24"/>
-          <w:szCs w:val="24"/>
-          <w:lang w:val="es-MX"/>
-        </w:rPr>
-        <w:t>}</w:t>
+        <w:t>${level_cat_mas_alta}</w:t>
       </w:r>
       <w:r>
         <w:rPr>
@@ -8630,33 +7963,7 @@
                 <w:szCs w:val="24"/>
                 <w:lang w:val="es-MX"/>
               </w:rPr>
-              <w:t>${</w:t>
-            </w:r>
-            <w:proofErr w:type="spellStart"/>
-            <w:r>
-              <w:rPr>
-                <w:rFonts w:asciiTheme="minorHAnsi" w:eastAsiaTheme="minorHAnsi" w:hAnsiTheme="minorHAnsi" w:cstheme="minorHAnsi"/>
-                <w:b w:val="0"/>
-                <w:color w:val="auto"/>
-                <w:kern w:val="0"/>
-                <w:sz w:val="24"/>
-                <w:szCs w:val="24"/>
-                <w:lang w:val="es-MX"/>
-              </w:rPr>
-              <w:t>colab_name</w:t>
-            </w:r>
-            <w:proofErr w:type="spellEnd"/>
-            <w:r>
-              <w:rPr>
-                <w:rFonts w:asciiTheme="minorHAnsi" w:eastAsiaTheme="minorHAnsi" w:hAnsiTheme="minorHAnsi" w:cstheme="minorHAnsi"/>
-                <w:b w:val="0"/>
-                <w:color w:val="auto"/>
-                <w:kern w:val="0"/>
-                <w:sz w:val="24"/>
-                <w:szCs w:val="24"/>
-                <w:lang w:val="es-MX"/>
-              </w:rPr>
-              <w:t>}</w:t>
+              <w:t>${colab_name}</w:t>
             </w:r>
           </w:p>
         </w:tc>
@@ -8690,33 +7997,7 @@
                 <w:szCs w:val="24"/>
                 <w:lang w:val="es-MX"/>
               </w:rPr>
-              <w:t>${</w:t>
-            </w:r>
-            <w:proofErr w:type="spellStart"/>
-            <w:r>
-              <w:rPr>
-                <w:rFonts w:asciiTheme="minorHAnsi" w:eastAsiaTheme="minorHAnsi" w:hAnsiTheme="minorHAnsi" w:cstheme="minorHAnsi"/>
-                <w:b w:val="0"/>
-                <w:color w:val="auto"/>
-                <w:kern w:val="0"/>
-                <w:sz w:val="24"/>
-                <w:szCs w:val="24"/>
-                <w:lang w:val="es-MX"/>
-              </w:rPr>
-              <w:t>colab_score</w:t>
-            </w:r>
-            <w:proofErr w:type="spellEnd"/>
-            <w:r>
-              <w:rPr>
-                <w:rFonts w:asciiTheme="minorHAnsi" w:eastAsiaTheme="minorHAnsi" w:hAnsiTheme="minorHAnsi" w:cstheme="minorHAnsi"/>
-                <w:b w:val="0"/>
-                <w:color w:val="auto"/>
-                <w:kern w:val="0"/>
-                <w:sz w:val="24"/>
-                <w:szCs w:val="24"/>
-                <w:lang w:val="es-MX"/>
-              </w:rPr>
-              <w:t>}</w:t>
+              <w:t>${colab_score}</w:t>
             </w:r>
           </w:p>
         </w:tc>
@@ -8750,33 +8031,7 @@
                 <w:szCs w:val="24"/>
                 <w:lang w:val="es-MX"/>
               </w:rPr>
-              <w:t>${</w:t>
-            </w:r>
-            <w:proofErr w:type="spellStart"/>
-            <w:r>
-              <w:rPr>
-                <w:rFonts w:asciiTheme="minorHAnsi" w:eastAsiaTheme="minorHAnsi" w:hAnsiTheme="minorHAnsi" w:cstheme="minorHAnsi"/>
-                <w:b w:val="0"/>
-                <w:color w:val="auto"/>
-                <w:kern w:val="0"/>
-                <w:sz w:val="24"/>
-                <w:szCs w:val="24"/>
-                <w:lang w:val="es-MX"/>
-              </w:rPr>
-              <w:t>colab_level</w:t>
-            </w:r>
-            <w:proofErr w:type="spellEnd"/>
-            <w:r>
-              <w:rPr>
-                <w:rFonts w:asciiTheme="minorHAnsi" w:eastAsiaTheme="minorHAnsi" w:hAnsiTheme="minorHAnsi" w:cstheme="minorHAnsi"/>
-                <w:b w:val="0"/>
-                <w:color w:val="auto"/>
-                <w:kern w:val="0"/>
-                <w:sz w:val="24"/>
-                <w:szCs w:val="24"/>
-                <w:lang w:val="es-MX"/>
-              </w:rPr>
-              <w:t>}</w:t>
+              <w:t>${colab_level}</w:t>
             </w:r>
           </w:p>
         </w:tc>
@@ -9213,7 +8468,6 @@
               </w:rPr>
               <w:t>${</w:t>
             </w:r>
-            <w:proofErr w:type="spellStart"/>
             <w:r>
               <w:rPr>
                 <w:rFonts w:asciiTheme="minorHAnsi" w:eastAsiaTheme="minorHAnsi" w:hAnsiTheme="minorHAnsi" w:cstheme="minorHAnsi"/>
@@ -9238,7 +8492,6 @@
               </w:rPr>
               <w:t>_name</w:t>
             </w:r>
-            <w:proofErr w:type="spellEnd"/>
             <w:r>
               <w:rPr>
                 <w:rFonts w:asciiTheme="minorHAnsi" w:eastAsiaTheme="minorHAnsi" w:hAnsiTheme="minorHAnsi" w:cstheme="minorHAnsi"/>
@@ -9290,7 +8543,6 @@
               </w:rPr>
               <w:t>${</w:t>
             </w:r>
-            <w:proofErr w:type="spellStart"/>
             <w:r>
               <w:rPr>
                 <w:rFonts w:asciiTheme="minorHAnsi" w:eastAsiaTheme="minorHAnsi" w:hAnsiTheme="minorHAnsi" w:cstheme="minorHAnsi"/>
@@ -9305,7 +8557,6 @@
               </w:rPr>
               <w:t>count_colab_cat_vh</w:t>
             </w:r>
-            <w:proofErr w:type="spellEnd"/>
             <w:r>
               <w:rPr>
                 <w:rFonts w:asciiTheme="minorHAnsi" w:eastAsiaTheme="minorHAnsi" w:hAnsiTheme="minorHAnsi" w:cstheme="minorHAnsi"/>
@@ -9359,7 +8610,6 @@
               </w:rPr>
               <w:t>${</w:t>
             </w:r>
-            <w:proofErr w:type="spellStart"/>
             <w:r>
               <w:rPr>
                 <w:rFonts w:asciiTheme="minorHAnsi" w:eastAsiaTheme="minorHAnsi" w:hAnsiTheme="minorHAnsi" w:cstheme="minorHAnsi"/>
@@ -9374,7 +8624,6 @@
               </w:rPr>
               <w:t>count_colab_cat_h</w:t>
             </w:r>
-            <w:proofErr w:type="spellEnd"/>
             <w:r>
               <w:rPr>
                 <w:rFonts w:asciiTheme="minorHAnsi" w:eastAsiaTheme="minorHAnsi" w:hAnsiTheme="minorHAnsi" w:cstheme="minorHAnsi"/>
@@ -9428,7 +8677,6 @@
               </w:rPr>
               <w:t>${</w:t>
             </w:r>
-            <w:proofErr w:type="spellStart"/>
             <w:r>
               <w:rPr>
                 <w:rFonts w:asciiTheme="minorHAnsi" w:eastAsiaTheme="minorHAnsi" w:hAnsiTheme="minorHAnsi" w:cstheme="minorHAnsi"/>
@@ -9455,22 +8703,7 @@
                 <w:szCs w:val="16"/>
                 <w:lang w:val="es-MX"/>
               </w:rPr>
-              <w:t>m</w:t>
-            </w:r>
-            <w:proofErr w:type="spellEnd"/>
-            <w:r>
-              <w:rPr>
-                <w:rFonts w:asciiTheme="minorHAnsi" w:eastAsiaTheme="minorHAnsi" w:hAnsiTheme="minorHAnsi" w:cstheme="minorHAnsi"/>
-                <w:bCs/>
-                <w:i/>
-                <w:iCs/>
-                <w:color w:val="auto"/>
-                <w:kern w:val="0"/>
-                <w:sz w:val="16"/>
-                <w:szCs w:val="16"/>
-                <w:lang w:val="es-MX"/>
-              </w:rPr>
-              <w:t>}</w:t>
+              <w:t>m}</w:t>
             </w:r>
           </w:p>
         </w:tc>
@@ -9511,7 +8744,6 @@
               </w:rPr>
               <w:t>${</w:t>
             </w:r>
-            <w:proofErr w:type="spellStart"/>
             <w:r>
               <w:rPr>
                 <w:rFonts w:asciiTheme="minorHAnsi" w:eastAsiaTheme="minorHAnsi" w:hAnsiTheme="minorHAnsi" w:cstheme="minorHAnsi"/>
@@ -9538,22 +8770,7 @@
                 <w:szCs w:val="16"/>
                 <w:lang w:val="es-MX"/>
               </w:rPr>
-              <w:t>l</w:t>
-            </w:r>
-            <w:proofErr w:type="spellEnd"/>
-            <w:r>
-              <w:rPr>
-                <w:rFonts w:asciiTheme="minorHAnsi" w:eastAsiaTheme="minorHAnsi" w:hAnsiTheme="minorHAnsi" w:cstheme="minorHAnsi"/>
-                <w:bCs/>
-                <w:i/>
-                <w:iCs/>
-                <w:color w:val="auto"/>
-                <w:kern w:val="0"/>
-                <w:sz w:val="16"/>
-                <w:szCs w:val="16"/>
-                <w:lang w:val="es-MX"/>
-              </w:rPr>
-              <w:t>}</w:t>
+              <w:t>l}</w:t>
             </w:r>
           </w:p>
         </w:tc>
@@ -9594,7 +8811,6 @@
               </w:rPr>
               <w:t>${</w:t>
             </w:r>
-            <w:proofErr w:type="spellStart"/>
             <w:r>
               <w:rPr>
                 <w:rFonts w:asciiTheme="minorHAnsi" w:eastAsiaTheme="minorHAnsi" w:hAnsiTheme="minorHAnsi" w:cstheme="minorHAnsi"/>
@@ -9621,22 +8837,7 @@
                 <w:szCs w:val="16"/>
                 <w:lang w:val="es-MX"/>
               </w:rPr>
-              <w:t>l</w:t>
-            </w:r>
-            <w:proofErr w:type="spellEnd"/>
-            <w:r>
-              <w:rPr>
-                <w:rFonts w:asciiTheme="minorHAnsi" w:eastAsiaTheme="minorHAnsi" w:hAnsiTheme="minorHAnsi" w:cstheme="minorHAnsi"/>
-                <w:bCs/>
-                <w:i/>
-                <w:iCs/>
-                <w:color w:val="auto"/>
-                <w:kern w:val="0"/>
-                <w:sz w:val="16"/>
-                <w:szCs w:val="16"/>
-                <w:lang w:val="es-MX"/>
-              </w:rPr>
-              <w:t>}</w:t>
+              <w:t>l}</w:t>
             </w:r>
           </w:p>
         </w:tc>
@@ -10071,33 +9272,7 @@
                 <w:szCs w:val="14"/>
                 <w:lang w:val="es-MX"/>
               </w:rPr>
-              <w:t>${</w:t>
-            </w:r>
-            <w:proofErr w:type="spellStart"/>
-            <w:r>
-              <w:rPr>
-                <w:rFonts w:asciiTheme="minorHAnsi" w:eastAsiaTheme="minorHAnsi" w:hAnsiTheme="minorHAnsi" w:cstheme="minorHAnsi"/>
-                <w:b w:val="0"/>
-                <w:color w:val="auto"/>
-                <w:kern w:val="0"/>
-                <w:sz w:val="14"/>
-                <w:szCs w:val="14"/>
-                <w:lang w:val="es-MX"/>
-              </w:rPr>
-              <w:t>dom_name</w:t>
-            </w:r>
-            <w:proofErr w:type="spellEnd"/>
-            <w:r>
-              <w:rPr>
-                <w:rFonts w:asciiTheme="minorHAnsi" w:eastAsiaTheme="minorHAnsi" w:hAnsiTheme="minorHAnsi" w:cstheme="minorHAnsi"/>
-                <w:b w:val="0"/>
-                <w:color w:val="auto"/>
-                <w:kern w:val="0"/>
-                <w:sz w:val="14"/>
-                <w:szCs w:val="14"/>
-                <w:lang w:val="es-MX"/>
-              </w:rPr>
-              <w:t>}</w:t>
+              <w:t>${dom_name}</w:t>
             </w:r>
           </w:p>
         </w:tc>
@@ -10133,7 +9308,6 @@
               </w:rPr>
               <w:t>${</w:t>
             </w:r>
-            <w:proofErr w:type="spellStart"/>
             <w:r>
               <w:rPr>
                 <w:rFonts w:asciiTheme="minorHAnsi" w:eastAsiaTheme="minorEastAsia" w:hAnsiTheme="minorHAnsi" w:cstheme="minorBidi"/>
@@ -10146,7 +9320,6 @@
               </w:rPr>
               <w:t>dom_cal</w:t>
             </w:r>
-            <w:proofErr w:type="spellEnd"/>
             <w:r>
               <w:rPr>
                 <w:rFonts w:asciiTheme="minorHAnsi" w:eastAsiaTheme="minorEastAsia" w:hAnsiTheme="minorHAnsi" w:cstheme="minorBidi"/>
@@ -10193,7 +9366,6 @@
               </w:rPr>
               <w:t>${</w:t>
             </w:r>
-            <w:proofErr w:type="spellStart"/>
             <w:r>
               <w:rPr>
                 <w:rFonts w:asciiTheme="minorHAnsi" w:eastAsiaTheme="minorEastAsia" w:hAnsiTheme="minorHAnsi" w:cstheme="minorBidi"/>
@@ -10206,7 +9378,6 @@
               </w:rPr>
               <w:t>dom_nivel</w:t>
             </w:r>
-            <w:proofErr w:type="spellEnd"/>
             <w:r>
               <w:rPr>
                 <w:rFonts w:asciiTheme="minorHAnsi" w:eastAsiaTheme="minorEastAsia" w:hAnsiTheme="minorHAnsi" w:cstheme="minorBidi"/>
@@ -10704,9 +9875,8 @@
                 <w:szCs w:val="16"/>
                 <w:lang w:val="es-MX"/>
               </w:rPr>
-              <w:t>${</w:t>
+              <w:t>${dom</w:t>
             </w:r>
-            <w:proofErr w:type="spellStart"/>
             <w:r>
               <w:rPr>
                 <w:rFonts w:asciiTheme="minorHAnsi" w:eastAsiaTheme="minorHAnsi" w:hAnsiTheme="minorHAnsi" w:cstheme="minorHAnsi"/>
@@ -10717,7 +9887,7 @@
                 <w:szCs w:val="16"/>
                 <w:lang w:val="es-MX"/>
               </w:rPr>
-              <w:t>dom</w:t>
+              <w:t>_list</w:t>
             </w:r>
             <w:r>
               <w:rPr>
@@ -10729,32 +9899,7 @@
                 <w:szCs w:val="16"/>
                 <w:lang w:val="es-MX"/>
               </w:rPr>
-              <w:t>_list</w:t>
-            </w:r>
-            <w:r>
-              <w:rPr>
-                <w:rFonts w:asciiTheme="minorHAnsi" w:eastAsiaTheme="minorHAnsi" w:hAnsiTheme="minorHAnsi" w:cstheme="minorHAnsi"/>
-                <w:b w:val="0"/>
-                <w:color w:val="auto"/>
-                <w:kern w:val="0"/>
-                <w:sz w:val="16"/>
-                <w:szCs w:val="16"/>
-                <w:lang w:val="es-MX"/>
-              </w:rPr>
-              <w:t>_name</w:t>
-            </w:r>
-            <w:proofErr w:type="spellEnd"/>
-            <w:r>
-              <w:rPr>
-                <w:rFonts w:asciiTheme="minorHAnsi" w:eastAsiaTheme="minorHAnsi" w:hAnsiTheme="minorHAnsi" w:cstheme="minorHAnsi"/>
-                <w:b w:val="0"/>
-                <w:color w:val="auto"/>
-                <w:kern w:val="0"/>
-                <w:sz w:val="16"/>
-                <w:szCs w:val="16"/>
-                <w:lang w:val="es-MX"/>
-              </w:rPr>
-              <w:t>}</w:t>
+              <w:t>_name}</w:t>
             </w:r>
           </w:p>
         </w:tc>
@@ -10794,7 +9939,6 @@
               </w:rPr>
               <w:t>${</w:t>
             </w:r>
-            <w:proofErr w:type="spellStart"/>
             <w:r>
               <w:rPr>
                 <w:rFonts w:asciiTheme="minorHAnsi" w:eastAsiaTheme="minorHAnsi" w:hAnsiTheme="minorHAnsi" w:cstheme="minorHAnsi"/>
@@ -10837,7 +9981,6 @@
               </w:rPr>
               <w:t>_vh</w:t>
             </w:r>
-            <w:proofErr w:type="spellEnd"/>
             <w:r>
               <w:rPr>
                 <w:rFonts w:asciiTheme="minorHAnsi" w:eastAsiaTheme="minorHAnsi" w:hAnsiTheme="minorHAnsi" w:cstheme="minorHAnsi"/>
@@ -10890,7 +10033,6 @@
               </w:rPr>
               <w:t>${</w:t>
             </w:r>
-            <w:proofErr w:type="spellStart"/>
             <w:r>
               <w:rPr>
                 <w:rFonts w:asciiTheme="minorHAnsi" w:eastAsiaTheme="minorHAnsi" w:hAnsiTheme="minorHAnsi" w:cstheme="minorHAnsi"/>
@@ -10933,7 +10075,6 @@
               </w:rPr>
               <w:t>_h</w:t>
             </w:r>
-            <w:proofErr w:type="spellEnd"/>
             <w:r>
               <w:rPr>
                 <w:rFonts w:asciiTheme="minorHAnsi" w:eastAsiaTheme="minorHAnsi" w:hAnsiTheme="minorHAnsi" w:cstheme="minorHAnsi"/>
@@ -10986,7 +10127,6 @@
               </w:rPr>
               <w:t>${</w:t>
             </w:r>
-            <w:proofErr w:type="spellStart"/>
             <w:r>
               <w:rPr>
                 <w:rFonts w:asciiTheme="minorHAnsi" w:eastAsiaTheme="minorHAnsi" w:hAnsiTheme="minorHAnsi" w:cstheme="minorHAnsi"/>
@@ -11041,22 +10181,7 @@
                 <w:szCs w:val="16"/>
                 <w:lang w:val="es-MX"/>
               </w:rPr>
-              <w:t>m</w:t>
-            </w:r>
-            <w:proofErr w:type="spellEnd"/>
-            <w:r>
-              <w:rPr>
-                <w:rFonts w:asciiTheme="minorHAnsi" w:eastAsiaTheme="minorHAnsi" w:hAnsiTheme="minorHAnsi" w:cstheme="minorHAnsi"/>
-                <w:bCs/>
-                <w:i/>
-                <w:iCs/>
-                <w:color w:val="auto"/>
-                <w:kern w:val="0"/>
-                <w:sz w:val="16"/>
-                <w:szCs w:val="16"/>
-                <w:lang w:val="es-MX"/>
-              </w:rPr>
-              <w:t>}</w:t>
+              <w:t>m}</w:t>
             </w:r>
           </w:p>
         </w:tc>
@@ -11096,7 +10221,6 @@
               </w:rPr>
               <w:t>${</w:t>
             </w:r>
-            <w:proofErr w:type="spellStart"/>
             <w:r>
               <w:rPr>
                 <w:rFonts w:asciiTheme="minorHAnsi" w:eastAsiaTheme="minorHAnsi" w:hAnsiTheme="minorHAnsi" w:cstheme="minorHAnsi"/>
@@ -11151,22 +10275,7 @@
                 <w:szCs w:val="16"/>
                 <w:lang w:val="es-MX"/>
               </w:rPr>
-              <w:t>l</w:t>
-            </w:r>
-            <w:proofErr w:type="spellEnd"/>
-            <w:r>
-              <w:rPr>
-                <w:rFonts w:asciiTheme="minorHAnsi" w:eastAsiaTheme="minorHAnsi" w:hAnsiTheme="minorHAnsi" w:cstheme="minorHAnsi"/>
-                <w:bCs/>
-                <w:i/>
-                <w:iCs/>
-                <w:color w:val="auto"/>
-                <w:kern w:val="0"/>
-                <w:sz w:val="16"/>
-                <w:szCs w:val="16"/>
-                <w:lang w:val="es-MX"/>
-              </w:rPr>
-              <w:t>}</w:t>
+              <w:t>l}</w:t>
             </w:r>
           </w:p>
         </w:tc>
@@ -11206,7 +10315,6 @@
               </w:rPr>
               <w:t>${</w:t>
             </w:r>
-            <w:proofErr w:type="spellStart"/>
             <w:r>
               <w:rPr>
                 <w:rFonts w:asciiTheme="minorHAnsi" w:eastAsiaTheme="minorHAnsi" w:hAnsiTheme="minorHAnsi" w:cstheme="minorHAnsi"/>
@@ -11261,22 +10369,7 @@
                 <w:szCs w:val="16"/>
                 <w:lang w:val="es-MX"/>
               </w:rPr>
-              <w:t>l</w:t>
-            </w:r>
-            <w:proofErr w:type="spellEnd"/>
-            <w:r>
-              <w:rPr>
-                <w:rFonts w:asciiTheme="minorHAnsi" w:eastAsiaTheme="minorHAnsi" w:hAnsiTheme="minorHAnsi" w:cstheme="minorHAnsi"/>
-                <w:bCs/>
-                <w:i/>
-                <w:iCs/>
-                <w:color w:val="auto"/>
-                <w:kern w:val="0"/>
-                <w:sz w:val="16"/>
-                <w:szCs w:val="16"/>
-                <w:lang w:val="es-MX"/>
-              </w:rPr>
-              <w:t>}</w:t>
+              <w:t>l}</w:t>
             </w:r>
           </w:p>
         </w:tc>
@@ -12781,25 +11874,24 @@
         <w:rPr>
           <w:rFonts w:asciiTheme="minorHAnsi" w:eastAsiaTheme="minorHAnsi" w:hAnsiTheme="minorHAnsi" w:cstheme="minorHAnsi"/>
           <w:b w:val="0"/>
-          <w:color w:val="FF0000"/>
-          <w:kern w:val="0"/>
-          <w:sz w:val="24"/>
-          <w:szCs w:val="24"/>
-          <w:lang w:val="es-MX"/>
-        </w:rPr>
-      </w:pPr>
-      <w:r>
-        <w:rPr>
-          <w:rFonts w:asciiTheme="minorHAnsi" w:eastAsiaTheme="minorHAnsi" w:hAnsiTheme="minorHAnsi" w:cstheme="minorHAnsi"/>
-          <w:b w:val="0"/>
-          <w:color w:val="FF0000"/>
-          <w:kern w:val="0"/>
-          <w:sz w:val="24"/>
-          <w:szCs w:val="24"/>
-          <w:highlight w:val="yellow"/>
-          <w:lang w:val="es-MX"/>
-        </w:rPr>
-        <w:t>Claudia Leticia Esparza Araujo</w:t>
+          <w:color w:val="auto"/>
+          <w:kern w:val="0"/>
+          <w:sz w:val="24"/>
+          <w:szCs w:val="24"/>
+          <w:lang w:val="es-MX"/>
+        </w:rPr>
+      </w:pPr>
+      <w:r>
+        <w:rPr>
+          <w:rFonts w:asciiTheme="minorHAnsi" w:eastAsiaTheme="minorHAnsi" w:hAnsiTheme="minorHAnsi" w:cstheme="minorHAnsi"/>
+          <w:b w:val="0"/>
+          <w:color w:val="auto"/>
+          <w:kern w:val="0"/>
+          <w:sz w:val="24"/>
+          <w:szCs w:val="24"/>
+          <w:lang w:val="es-MX"/>
+        </w:rPr>
+        <w:t>${responsable}</w:t>
       </w:r>
     </w:p>
     <w:p>
@@ -12859,20 +11951,19 @@
           <w:szCs w:val="24"/>
           <w:lang w:val="es-MX"/>
         </w:rPr>
-        <w:t xml:space="preserve">: </w:t>
-      </w:r>
-      <w:r>
-        <w:rPr>
-          <w:rFonts w:asciiTheme="minorHAnsi" w:eastAsiaTheme="minorHAnsi" w:hAnsiTheme="minorHAnsi" w:cstheme="minorHAnsi"/>
-          <w:b w:val="0"/>
-          <w:color w:val="FF0000"/>
-          <w:kern w:val="0"/>
-          <w:sz w:val="24"/>
-          <w:szCs w:val="24"/>
-          <w:highlight w:val="yellow"/>
-          <w:lang w:val="es-MX"/>
-        </w:rPr>
-        <w:t>8128209</w:t>
+        <w:t>:</w:t>
+      </w:r>
+      <w:r>
+        <w:rPr>
+          <w:rFonts w:asciiTheme="minorHAnsi" w:eastAsiaTheme="minorHAnsi" w:hAnsiTheme="minorHAnsi" w:cstheme="minorHAnsi"/>
+          <w:b w:val="0"/>
+          <w:color w:val="auto"/>
+          <w:kern w:val="0"/>
+          <w:sz w:val="24"/>
+          <w:szCs w:val="24"/>
+          <w:lang w:val="es-MX"/>
+        </w:rPr>
+        <w:t xml:space="preserve"> ${cedula}</w:t>
       </w:r>
     </w:p>
     <w:p>

--- a/storage/app/plantillas/informe_resultados_guia2.docx
+++ b/storage/app/plantillas/informe_resultados_guia2.docx
@@ -403,6 +403,7 @@
         </w:rPr>
         <w:t>${</w:t>
       </w:r>
+      <w:proofErr w:type="spellStart"/>
       <w:r>
         <w:rPr>
           <w:rFonts w:ascii="Bahnschrift" w:hAnsi="Bahnschrift"/>
@@ -443,7 +444,29 @@
             <w14:round/>
           </w14:textOutline>
         </w:rPr>
-        <w:t>guia}</w:t>
+        <w:t>guia</w:t>
+      </w:r>
+      <w:proofErr w:type="spellEnd"/>
+      <w:r>
+        <w:rPr>
+          <w:rFonts w:ascii="Bahnschrift" w:hAnsi="Bahnschrift"/>
+          <w:b w:val="0"/>
+          <w:color w:val="404040" w:themeColor="text1" w:themeTint="BF"/>
+          <w:sz w:val="36"/>
+          <w:szCs w:val="36"/>
+          <w:lang w:bidi="es-ES"/>
+          <w14:shadow w14:blurRad="38100" w14:dist="19050" w14:dir="2700000" w14:sx="100000" w14:sy="100000" w14:kx="0" w14:ky="0" w14:algn="tl">
+            <w14:schemeClr w14:val="dk1">
+              <w14:alpha w14:val="60000"/>
+            </w14:schemeClr>
+          </w14:shadow>
+          <w14:textOutline w14:w="0" w14:cap="flat" w14:cmpd="sng" w14:algn="ctr">
+            <w14:noFill/>
+            <w14:prstDash w14:val="solid"/>
+            <w14:round/>
+          </w14:textOutline>
+        </w:rPr>
+        <w:t>}</w:t>
       </w:r>
     </w:p>
     <w:p>
@@ -1596,7 +1619,15 @@
     </w:p>
     <w:p>
       <w:r>
-        <w:t>${bloque_sedes}</w:t>
+        <w:t>${</w:t>
+      </w:r>
+      <w:proofErr w:type="spellStart"/>
+      <w:r>
+        <w:t>bloque_sedes</w:t>
+      </w:r>
+      <w:proofErr w:type="spellEnd"/>
+      <w:r>
+        <w:t>}</w:t>
       </w:r>
     </w:p>
     <w:p>
@@ -1628,7 +1659,37 @@
           <w:szCs w:val="24"/>
           <w:lang w:val="es-MX"/>
         </w:rPr>
-        <w:t>Nombre: ${company_name}</w:t>
+        <w:t>Nombre: ${</w:t>
+      </w:r>
+      <w:proofErr w:type="spellStart"/>
+      <w:r>
+        <w:rPr>
+          <w:rFonts w:asciiTheme="minorHAnsi" w:eastAsiaTheme="minorHAnsi" w:hAnsiTheme="minorHAnsi" w:cstheme="minorHAnsi"/>
+          <w:b w:val="0"/>
+          <w:i/>
+          <w:iCs/>
+          <w:color w:val="auto"/>
+          <w:kern w:val="0"/>
+          <w:sz w:val="24"/>
+          <w:szCs w:val="24"/>
+          <w:lang w:val="es-MX"/>
+        </w:rPr>
+        <w:t>company_name</w:t>
+      </w:r>
+      <w:proofErr w:type="spellEnd"/>
+      <w:r>
+        <w:rPr>
+          <w:rFonts w:asciiTheme="minorHAnsi" w:eastAsiaTheme="minorHAnsi" w:hAnsiTheme="minorHAnsi" w:cstheme="minorHAnsi"/>
+          <w:b w:val="0"/>
+          <w:i/>
+          <w:iCs/>
+          <w:color w:val="auto"/>
+          <w:kern w:val="0"/>
+          <w:sz w:val="24"/>
+          <w:szCs w:val="24"/>
+          <w:lang w:val="es-MX"/>
+        </w:rPr>
+        <w:t>}</w:t>
       </w:r>
     </w:p>
     <w:p>
@@ -1660,7 +1721,37 @@
           <w:szCs w:val="24"/>
           <w:lang w:val="es-MX"/>
         </w:rPr>
-        <w:t>Domicilio: ${direccion}</w:t>
+        <w:t>Domicilio: ${</w:t>
+      </w:r>
+      <w:proofErr w:type="spellStart"/>
+      <w:r>
+        <w:rPr>
+          <w:rFonts w:asciiTheme="minorHAnsi" w:eastAsiaTheme="minorHAnsi" w:hAnsiTheme="minorHAnsi" w:cstheme="minorHAnsi"/>
+          <w:b w:val="0"/>
+          <w:i/>
+          <w:iCs/>
+          <w:color w:val="auto"/>
+          <w:kern w:val="0"/>
+          <w:sz w:val="24"/>
+          <w:szCs w:val="24"/>
+          <w:lang w:val="es-MX"/>
+        </w:rPr>
+        <w:t>direccion</w:t>
+      </w:r>
+      <w:proofErr w:type="spellEnd"/>
+      <w:r>
+        <w:rPr>
+          <w:rFonts w:asciiTheme="minorHAnsi" w:eastAsiaTheme="minorHAnsi" w:hAnsiTheme="minorHAnsi" w:cstheme="minorHAnsi"/>
+          <w:b w:val="0"/>
+          <w:i/>
+          <w:iCs/>
+          <w:color w:val="auto"/>
+          <w:kern w:val="0"/>
+          <w:sz w:val="24"/>
+          <w:szCs w:val="24"/>
+          <w:lang w:val="es-MX"/>
+        </w:rPr>
+        <w:t>}</w:t>
       </w:r>
     </w:p>
     <w:p>
@@ -1715,7 +1806,15 @@
     </w:p>
     <w:p>
       <w:r>
-        <w:t>${/bloque_sedes}</w:t>
+        <w:t>${/</w:t>
+      </w:r>
+      <w:proofErr w:type="spellStart"/>
+      <w:r>
+        <w:t>bloque_sedes</w:t>
+      </w:r>
+      <w:proofErr w:type="spellEnd"/>
+      <w:r>
+        <w:t>}</w:t>
       </w:r>
     </w:p>
     <w:p>
@@ -2138,19 +2237,35 @@
         <w:t xml:space="preserve"> </w:t>
       </w:r>
       <w:r>
-        <w:t xml:space="preserve">${no_guia} </w:t>
+        <w:t>${</w:t>
+      </w:r>
+      <w:proofErr w:type="spellStart"/>
+      <w:r>
+        <w:t>no_guia</w:t>
+      </w:r>
+      <w:proofErr w:type="spellEnd"/>
+      <w:r>
+        <w:t xml:space="preserve">} </w:t>
       </w:r>
       <w:r>
         <w:t>“</w:t>
       </w:r>
       <w:r>
-        <w:t>${gu</w:t>
+        <w:t>${</w:t>
+      </w:r>
+      <w:proofErr w:type="spellStart"/>
+      <w:r>
+        <w:t>gu</w:t>
       </w:r>
       <w:r>
         <w:t>i</w:t>
       </w:r>
       <w:r>
-        <w:t>a_name}</w:t>
+        <w:t>a_name</w:t>
+      </w:r>
+      <w:proofErr w:type="spellEnd"/>
+      <w:r>
+        <w:t>}</w:t>
       </w:r>
       <w:r>
         <w:t>”</w:t>
@@ -2604,8 +2719,22 @@
           <w:szCs w:val="24"/>
           <w:lang w:val="es-MX"/>
         </w:rPr>
-        <w:t xml:space="preserve"> en la plataforma SEDyCO</w:t>
-      </w:r>
+        <w:t xml:space="preserve"> en la plataforma </w:t>
+      </w:r>
+      <w:proofErr w:type="spellStart"/>
+      <w:r>
+        <w:rPr>
+          <w:rFonts w:asciiTheme="minorHAnsi" w:eastAsiaTheme="minorHAnsi" w:hAnsiTheme="minorHAnsi" w:cstheme="minorHAnsi"/>
+          <w:b w:val="0"/>
+          <w:color w:val="auto"/>
+          <w:kern w:val="0"/>
+          <w:sz w:val="24"/>
+          <w:szCs w:val="24"/>
+          <w:lang w:val="es-MX"/>
+        </w:rPr>
+        <w:t>SEDyCO</w:t>
+      </w:r>
+      <w:proofErr w:type="spellEnd"/>
       <w:r>
         <w:rPr>
           <w:rFonts w:asciiTheme="minorHAnsi" w:eastAsiaTheme="minorHAnsi" w:hAnsiTheme="minorHAnsi" w:cstheme="minorHAnsi"/>
@@ -3596,7 +3725,25 @@
           <w:sz w:val="24"/>
           <w:szCs w:val="24"/>
         </w:rPr>
-        <w:t xml:space="preserve"> ${guia_numeral} </w:t>
+        <w:t xml:space="preserve"> ${</w:t>
+      </w:r>
+      <w:proofErr w:type="spellStart"/>
+      <w:r>
+        <w:rPr>
+          <w:rFonts w:cstheme="minorHAnsi"/>
+          <w:sz w:val="24"/>
+          <w:szCs w:val="24"/>
+        </w:rPr>
+        <w:t>guia_numeral</w:t>
+      </w:r>
+      <w:proofErr w:type="spellEnd"/>
+      <w:r>
+        <w:rPr>
+          <w:rFonts w:cstheme="minorHAnsi"/>
+          <w:sz w:val="24"/>
+          <w:szCs w:val="24"/>
+        </w:rPr>
+        <w:t xml:space="preserve">} </w:t>
       </w:r>
       <w:r>
         <w:rPr>
@@ -3929,7 +4076,27 @@
           <w:sz w:val="22"/>
           <w:szCs w:val="22"/>
         </w:rPr>
-        <w:t xml:space="preserve">n del dominio (Cdom). Se obtiene sumando el puntaje de cada uno de los </w:t>
+        <w:t>n del dominio (</w:t>
+      </w:r>
+      <w:proofErr w:type="spellStart"/>
+      <w:r>
+        <w:rPr>
+          <w:rFonts w:asciiTheme="minorHAnsi" w:hAnsiTheme="minorHAnsi" w:cstheme="minorHAnsi"/>
+          <w:color w:val="auto"/>
+          <w:sz w:val="22"/>
+          <w:szCs w:val="22"/>
+        </w:rPr>
+        <w:t>Cdom</w:t>
+      </w:r>
+      <w:proofErr w:type="spellEnd"/>
+      <w:r>
+        <w:rPr>
+          <w:rFonts w:asciiTheme="minorHAnsi" w:hAnsiTheme="minorHAnsi" w:cstheme="minorHAnsi"/>
+          <w:color w:val="auto"/>
+          <w:sz w:val="22"/>
+          <w:szCs w:val="22"/>
+        </w:rPr>
+        <w:t xml:space="preserve">). Se obtiene sumando el puntaje de cada uno de los </w:t>
       </w:r>
       <w:r>
         <w:rPr>
@@ -4008,7 +4175,27 @@
           <w:sz w:val="22"/>
           <w:szCs w:val="22"/>
         </w:rPr>
-        <w:t xml:space="preserve">a (Ccat). Se obtiene sumando el puntaje de cada uno de los </w:t>
+        <w:t>a (</w:t>
+      </w:r>
+      <w:proofErr w:type="spellStart"/>
+      <w:r>
+        <w:rPr>
+          <w:rFonts w:asciiTheme="minorHAnsi" w:hAnsiTheme="minorHAnsi" w:cstheme="minorHAnsi"/>
+          <w:color w:val="auto"/>
+          <w:sz w:val="22"/>
+          <w:szCs w:val="22"/>
+        </w:rPr>
+        <w:t>Ccat</w:t>
+      </w:r>
+      <w:proofErr w:type="spellEnd"/>
+      <w:r>
+        <w:rPr>
+          <w:rFonts w:asciiTheme="minorHAnsi" w:hAnsiTheme="minorHAnsi" w:cstheme="minorHAnsi"/>
+          <w:color w:val="auto"/>
+          <w:sz w:val="22"/>
+          <w:szCs w:val="22"/>
+        </w:rPr>
+        <w:t xml:space="preserve">). Se obtiene sumando el puntaje de cada uno de los </w:t>
       </w:r>
       <w:r>
         <w:rPr>
@@ -4087,7 +4274,27 @@
           <w:sz w:val="22"/>
           <w:szCs w:val="22"/>
         </w:rPr>
-        <w:t xml:space="preserve">n final del cuestionario (Cfinal). Se obtiene sumando el puntaje de todos y cada uno de los </w:t>
+        <w:t>n final del cuestionario (</w:t>
+      </w:r>
+      <w:proofErr w:type="spellStart"/>
+      <w:r>
+        <w:rPr>
+          <w:rFonts w:asciiTheme="minorHAnsi" w:hAnsiTheme="minorHAnsi" w:cstheme="minorHAnsi"/>
+          <w:color w:val="auto"/>
+          <w:sz w:val="22"/>
+          <w:szCs w:val="22"/>
+        </w:rPr>
+        <w:t>Cfinal</w:t>
+      </w:r>
+      <w:proofErr w:type="spellEnd"/>
+      <w:r>
+        <w:rPr>
+          <w:rFonts w:asciiTheme="minorHAnsi" w:hAnsiTheme="minorHAnsi" w:cstheme="minorHAnsi"/>
+          <w:color w:val="auto"/>
+          <w:sz w:val="22"/>
+          <w:szCs w:val="22"/>
+        </w:rPr>
+        <w:t xml:space="preserve">). Se obtiene sumando el puntaje de todos y cada uno de los </w:t>
       </w:r>
       <w:r>
         <w:rPr>
@@ -4885,7 +5092,25 @@
           <w:sz w:val="18"/>
           <w:szCs w:val="18"/>
         </w:rPr>
-        <w:t>gico (mobbing), entre otros.</w:t>
+        <w:t>gico (</w:t>
+      </w:r>
+      <w:proofErr w:type="spellStart"/>
+      <w:r>
+        <w:rPr>
+          <w:rFonts w:cstheme="minorHAnsi"/>
+          <w:sz w:val="18"/>
+          <w:szCs w:val="18"/>
+        </w:rPr>
+        <w:t>mobbing</w:t>
+      </w:r>
+      <w:proofErr w:type="spellEnd"/>
+      <w:r>
+        <w:rPr>
+          <w:rFonts w:cstheme="minorHAnsi"/>
+          <w:sz w:val="18"/>
+          <w:szCs w:val="18"/>
+        </w:rPr>
+        <w:t>), entre otros.</w:t>
       </w:r>
     </w:p>
     <w:p>
@@ -5011,7 +5236,27 @@
           <w:sz w:val="24"/>
           <w:szCs w:val="24"/>
         </w:rPr>
-        <w:t>${guia_name}</w:t>
+        <w:t>${</w:t>
+      </w:r>
+      <w:proofErr w:type="spellStart"/>
+      <w:r>
+        <w:rPr>
+          <w:rFonts w:asciiTheme="minorHAnsi" w:hAnsiTheme="minorHAnsi" w:cstheme="minorHAnsi"/>
+          <w:color w:val="404040" w:themeColor="text1" w:themeTint="BF"/>
+          <w:sz w:val="24"/>
+          <w:szCs w:val="24"/>
+        </w:rPr>
+        <w:t>guia_name</w:t>
+      </w:r>
+      <w:proofErr w:type="spellEnd"/>
+      <w:r>
+        <w:rPr>
+          <w:rFonts w:asciiTheme="minorHAnsi" w:hAnsiTheme="minorHAnsi" w:cstheme="minorHAnsi"/>
+          <w:color w:val="404040" w:themeColor="text1" w:themeTint="BF"/>
+          <w:sz w:val="24"/>
+          <w:szCs w:val="24"/>
+        </w:rPr>
+        <w:t>}</w:t>
       </w:r>
       <w:r>
         <w:rPr>
@@ -5111,7 +5356,51 @@
             <w14:round/>
           </w14:textOutline>
         </w:rPr>
-        <w:t>${count_colab}</w:t>
+        <w:t>${</w:t>
+      </w:r>
+      <w:proofErr w:type="spellStart"/>
+      <w:r>
+        <w:rPr>
+          <w:rFonts w:asciiTheme="minorHAnsi" w:eastAsiaTheme="minorHAnsi" w:hAnsiTheme="minorHAnsi" w:cstheme="minorHAnsi"/>
+          <w:bCs/>
+          <w:kern w:val="0"/>
+          <w:sz w:val="32"/>
+          <w:szCs w:val="32"/>
+          <w:lang w:val="es-MX"/>
+          <w14:shadow w14:blurRad="0" w14:dist="38100" w14:dir="2700000" w14:sx="100000" w14:sy="100000" w14:kx="0" w14:ky="0" w14:algn="bl">
+            <w14:schemeClr w14:val="accent5"/>
+          </w14:shadow>
+          <w14:textOutline w14:w="6731" w14:cap="flat" w14:cmpd="sng" w14:algn="ctr">
+            <w14:solidFill>
+              <w14:schemeClr w14:val="bg1"/>
+            </w14:solidFill>
+            <w14:prstDash w14:val="solid"/>
+            <w14:round/>
+          </w14:textOutline>
+        </w:rPr>
+        <w:t>count_colab</w:t>
+      </w:r>
+      <w:proofErr w:type="spellEnd"/>
+      <w:r>
+        <w:rPr>
+          <w:rFonts w:asciiTheme="minorHAnsi" w:eastAsiaTheme="minorHAnsi" w:hAnsiTheme="minorHAnsi" w:cstheme="minorHAnsi"/>
+          <w:bCs/>
+          <w:kern w:val="0"/>
+          <w:sz w:val="32"/>
+          <w:szCs w:val="32"/>
+          <w:lang w:val="es-MX"/>
+          <w14:shadow w14:blurRad="0" w14:dist="38100" w14:dir="2700000" w14:sx="100000" w14:sy="100000" w14:kx="0" w14:ky="0" w14:algn="bl">
+            <w14:schemeClr w14:val="accent5"/>
+          </w14:shadow>
+          <w14:textOutline w14:w="6731" w14:cap="flat" w14:cmpd="sng" w14:algn="ctr">
+            <w14:solidFill>
+              <w14:schemeClr w14:val="bg1"/>
+            </w14:solidFill>
+            <w14:prstDash w14:val="solid"/>
+            <w14:round/>
+          </w14:textOutline>
+        </w:rPr>
+        <w:t>}</w:t>
       </w:r>
       <w:r>
         <w:rPr>
@@ -5616,7 +5905,37 @@
                 <w:szCs w:val="24"/>
                 <w:lang w:val="es-MX"/>
               </w:rPr>
-              <w:t>${count_colab}</w:t>
+              <w:t>${</w:t>
+            </w:r>
+            <w:proofErr w:type="spellStart"/>
+            <w:r>
+              <w:rPr>
+                <w:rFonts w:asciiTheme="minorHAnsi" w:eastAsiaTheme="minorHAnsi" w:hAnsiTheme="minorHAnsi" w:cstheme="minorHAnsi"/>
+                <w:b/>
+                <w:i/>
+                <w:iCs/>
+                <w:color w:val="auto"/>
+                <w:kern w:val="0"/>
+                <w:sz w:val="24"/>
+                <w:szCs w:val="24"/>
+                <w:lang w:val="es-MX"/>
+              </w:rPr>
+              <w:t>count_colab</w:t>
+            </w:r>
+            <w:proofErr w:type="spellEnd"/>
+            <w:r>
+              <w:rPr>
+                <w:rFonts w:asciiTheme="minorHAnsi" w:eastAsiaTheme="minorHAnsi" w:hAnsiTheme="minorHAnsi" w:cstheme="minorHAnsi"/>
+                <w:b/>
+                <w:i/>
+                <w:iCs/>
+                <w:color w:val="auto"/>
+                <w:kern w:val="0"/>
+                <w:sz w:val="24"/>
+                <w:szCs w:val="24"/>
+                <w:lang w:val="es-MX"/>
+              </w:rPr>
+              <w:t>}</w:t>
             </w:r>
           </w:p>
         </w:tc>
@@ -5657,8 +5976,9 @@
                 <w:szCs w:val="24"/>
                 <w:lang w:val="es-MX"/>
               </w:rPr>
-              <w:t>${count</w:t>
-            </w:r>
+              <w:t>${</w:t>
+            </w:r>
+            <w:proofErr w:type="spellStart"/>
             <w:r>
               <w:rPr>
                 <w:rFonts w:asciiTheme="minorHAnsi" w:eastAsiaTheme="minorHAnsi" w:hAnsiTheme="minorHAnsi" w:cstheme="minorHAnsi"/>
@@ -5671,8 +5991,23 @@
                 <w:szCs w:val="24"/>
                 <w:lang w:val="es-MX"/>
               </w:rPr>
+              <w:t>count</w:t>
+            </w:r>
+            <w:r>
+              <w:rPr>
+                <w:rFonts w:asciiTheme="minorHAnsi" w:eastAsiaTheme="minorHAnsi" w:hAnsiTheme="minorHAnsi" w:cstheme="minorHAnsi"/>
+                <w:bCs/>
+                <w:i/>
+                <w:iCs/>
+                <w:color w:val="auto"/>
+                <w:kern w:val="0"/>
+                <w:sz w:val="24"/>
+                <w:szCs w:val="24"/>
+                <w:lang w:val="es-MX"/>
+              </w:rPr>
               <w:t>_eva</w:t>
             </w:r>
+            <w:proofErr w:type="spellEnd"/>
             <w:r>
               <w:rPr>
                 <w:rFonts w:asciiTheme="minorHAnsi" w:eastAsiaTheme="minorHAnsi" w:hAnsiTheme="minorHAnsi" w:cstheme="minorHAnsi"/>
@@ -5767,8 +6102,9 @@
                 <w:szCs w:val="24"/>
                 <w:lang w:val="es-MX"/>
               </w:rPr>
-              <w:t>${count_</w:t>
-            </w:r>
+              <w:t>${</w:t>
+            </w:r>
+            <w:proofErr w:type="spellStart"/>
             <w:r>
               <w:rPr>
                 <w:rFonts w:asciiTheme="minorHAnsi" w:eastAsiaTheme="minorHAnsi" w:hAnsiTheme="minorHAnsi" w:cstheme="minorHAnsi"/>
@@ -5781,8 +6117,23 @@
                 <w:szCs w:val="24"/>
                 <w:lang w:val="es-MX"/>
               </w:rPr>
+              <w:t>count_</w:t>
+            </w:r>
+            <w:r>
+              <w:rPr>
+                <w:rFonts w:asciiTheme="minorHAnsi" w:eastAsiaTheme="minorHAnsi" w:hAnsiTheme="minorHAnsi" w:cstheme="minorHAnsi"/>
+                <w:bCs/>
+                <w:i/>
+                <w:iCs/>
+                <w:color w:val="auto"/>
+                <w:kern w:val="0"/>
+                <w:sz w:val="24"/>
+                <w:szCs w:val="24"/>
+                <w:lang w:val="es-MX"/>
+              </w:rPr>
               <w:t>eva</w:t>
             </w:r>
+            <w:proofErr w:type="spellEnd"/>
             <w:r>
               <w:rPr>
                 <w:rFonts w:asciiTheme="minorHAnsi" w:eastAsiaTheme="minorHAnsi" w:hAnsiTheme="minorHAnsi" w:cstheme="minorHAnsi"/>
@@ -6073,7 +6424,33 @@
                 <w:szCs w:val="24"/>
                 <w:lang w:val="es-MX"/>
               </w:rPr>
-              <w:t>${cali}</w:t>
+              <w:t>${</w:t>
+            </w:r>
+            <w:proofErr w:type="spellStart"/>
+            <w:r>
+              <w:rPr>
+                <w:rFonts w:asciiTheme="minorHAnsi" w:eastAsiaTheme="minorHAnsi" w:hAnsiTheme="minorHAnsi" w:cstheme="minorHAnsi"/>
+                <w:bCs/>
+                <w:color w:val="auto"/>
+                <w:kern w:val="0"/>
+                <w:sz w:val="24"/>
+                <w:szCs w:val="24"/>
+                <w:lang w:val="es-MX"/>
+              </w:rPr>
+              <w:t>cali</w:t>
+            </w:r>
+            <w:proofErr w:type="spellEnd"/>
+            <w:r>
+              <w:rPr>
+                <w:rFonts w:asciiTheme="minorHAnsi" w:eastAsiaTheme="minorHAnsi" w:hAnsiTheme="minorHAnsi" w:cstheme="minorHAnsi"/>
+                <w:bCs/>
+                <w:color w:val="auto"/>
+                <w:kern w:val="0"/>
+                <w:sz w:val="24"/>
+                <w:szCs w:val="24"/>
+                <w:lang w:val="es-MX"/>
+              </w:rPr>
+              <w:t>}</w:t>
             </w:r>
           </w:p>
         </w:tc>
@@ -6265,7 +6642,35 @@
           <w:szCs w:val="24"/>
           <w:lang w:val="es-MX"/>
         </w:rPr>
-        <w:t>${riesgo} (${cali})</w:t>
+        <w:t>${riesgo} (${</w:t>
+      </w:r>
+      <w:proofErr w:type="spellStart"/>
+      <w:r>
+        <w:rPr>
+          <w:rFonts w:asciiTheme="minorHAnsi" w:eastAsiaTheme="minorHAnsi" w:hAnsiTheme="minorHAnsi" w:cstheme="minorHAnsi"/>
+          <w:i/>
+          <w:iCs/>
+          <w:color w:val="auto"/>
+          <w:kern w:val="0"/>
+          <w:sz w:val="24"/>
+          <w:szCs w:val="24"/>
+          <w:lang w:val="es-MX"/>
+        </w:rPr>
+        <w:t>cali</w:t>
+      </w:r>
+      <w:proofErr w:type="spellEnd"/>
+      <w:r>
+        <w:rPr>
+          <w:rFonts w:asciiTheme="minorHAnsi" w:eastAsiaTheme="minorHAnsi" w:hAnsiTheme="minorHAnsi" w:cstheme="minorHAnsi"/>
+          <w:i/>
+          <w:iCs/>
+          <w:color w:val="auto"/>
+          <w:kern w:val="0"/>
+          <w:sz w:val="24"/>
+          <w:szCs w:val="24"/>
+          <w:lang w:val="es-MX"/>
+        </w:rPr>
+        <w:t>})</w:t>
       </w:r>
     </w:p>
     <w:p>
@@ -6441,7 +6846,31 @@
           <w:sz w:val="24"/>
           <w:szCs w:val="24"/>
         </w:rPr>
-        <w:t>${determinacion}</w:t>
+        <w:t>${</w:t>
+      </w:r>
+      <w:proofErr w:type="spellStart"/>
+      <w:r>
+        <w:rPr>
+          <w:rFonts w:cstheme="minorHAnsi"/>
+          <w:bCs/>
+          <w:i/>
+          <w:iCs/>
+          <w:sz w:val="24"/>
+          <w:szCs w:val="24"/>
+        </w:rPr>
+        <w:t>determinacion</w:t>
+      </w:r>
+      <w:proofErr w:type="spellEnd"/>
+      <w:r>
+        <w:rPr>
+          <w:rFonts w:cstheme="minorHAnsi"/>
+          <w:bCs/>
+          <w:i/>
+          <w:iCs/>
+          <w:sz w:val="24"/>
+          <w:szCs w:val="24"/>
+        </w:rPr>
+        <w:t>}</w:t>
       </w:r>
       <w:r>
         <w:rPr>
@@ -6820,7 +7249,33 @@
                 <w:szCs w:val="18"/>
                 <w:lang w:val="es-MX"/>
               </w:rPr>
-              <w:t>${cal_very_high}</w:t>
+              <w:t>${</w:t>
+            </w:r>
+            <w:proofErr w:type="spellStart"/>
+            <w:r>
+              <w:rPr>
+                <w:rFonts w:asciiTheme="minorHAnsi" w:eastAsiaTheme="minorEastAsia" w:hAnsiTheme="minorHAnsi" w:cstheme="minorBidi"/>
+                <w:b w:val="0"/>
+                <w:color w:val="auto"/>
+                <w:kern w:val="0"/>
+                <w:sz w:val="18"/>
+                <w:szCs w:val="18"/>
+                <w:lang w:val="es-MX"/>
+              </w:rPr>
+              <w:t>cal_very_high</w:t>
+            </w:r>
+            <w:proofErr w:type="spellEnd"/>
+            <w:r>
+              <w:rPr>
+                <w:rFonts w:asciiTheme="minorHAnsi" w:eastAsiaTheme="minorEastAsia" w:hAnsiTheme="minorHAnsi" w:cstheme="minorBidi"/>
+                <w:b w:val="0"/>
+                <w:color w:val="auto"/>
+                <w:kern w:val="0"/>
+                <w:sz w:val="18"/>
+                <w:szCs w:val="18"/>
+                <w:lang w:val="es-MX"/>
+              </w:rPr>
+              <w:t>}</w:t>
             </w:r>
           </w:p>
         </w:tc>
@@ -6855,7 +7310,33 @@
                 <w:szCs w:val="18"/>
                 <w:lang w:val="es-MX"/>
               </w:rPr>
-              <w:t>${cal_high}</w:t>
+              <w:t>${</w:t>
+            </w:r>
+            <w:proofErr w:type="spellStart"/>
+            <w:r>
+              <w:rPr>
+                <w:rFonts w:asciiTheme="minorHAnsi" w:eastAsiaTheme="minorEastAsia" w:hAnsiTheme="minorHAnsi" w:cstheme="minorBidi"/>
+                <w:b w:val="0"/>
+                <w:color w:val="auto"/>
+                <w:kern w:val="0"/>
+                <w:sz w:val="18"/>
+                <w:szCs w:val="18"/>
+                <w:lang w:val="es-MX"/>
+              </w:rPr>
+              <w:t>cal_high</w:t>
+            </w:r>
+            <w:proofErr w:type="spellEnd"/>
+            <w:r>
+              <w:rPr>
+                <w:rFonts w:asciiTheme="minorHAnsi" w:eastAsiaTheme="minorEastAsia" w:hAnsiTheme="minorHAnsi" w:cstheme="minorBidi"/>
+                <w:b w:val="0"/>
+                <w:color w:val="auto"/>
+                <w:kern w:val="0"/>
+                <w:sz w:val="18"/>
+                <w:szCs w:val="18"/>
+                <w:lang w:val="es-MX"/>
+              </w:rPr>
+              <w:t>}</w:t>
             </w:r>
           </w:p>
         </w:tc>
@@ -6890,7 +7371,33 @@
                 <w:szCs w:val="18"/>
                 <w:lang w:val="es-MX"/>
               </w:rPr>
-              <w:t>${cal_medium}</w:t>
+              <w:t>${</w:t>
+            </w:r>
+            <w:proofErr w:type="spellStart"/>
+            <w:r>
+              <w:rPr>
+                <w:rFonts w:asciiTheme="minorHAnsi" w:eastAsiaTheme="minorEastAsia" w:hAnsiTheme="minorHAnsi" w:cstheme="minorBidi"/>
+                <w:b w:val="0"/>
+                <w:color w:val="auto"/>
+                <w:kern w:val="0"/>
+                <w:sz w:val="18"/>
+                <w:szCs w:val="18"/>
+                <w:lang w:val="es-MX"/>
+              </w:rPr>
+              <w:t>cal_medium</w:t>
+            </w:r>
+            <w:proofErr w:type="spellEnd"/>
+            <w:r>
+              <w:rPr>
+                <w:rFonts w:asciiTheme="minorHAnsi" w:eastAsiaTheme="minorEastAsia" w:hAnsiTheme="minorHAnsi" w:cstheme="minorBidi"/>
+                <w:b w:val="0"/>
+                <w:color w:val="auto"/>
+                <w:kern w:val="0"/>
+                <w:sz w:val="18"/>
+                <w:szCs w:val="18"/>
+                <w:lang w:val="es-MX"/>
+              </w:rPr>
+              <w:t>}</w:t>
             </w:r>
           </w:p>
         </w:tc>
@@ -6925,7 +7432,33 @@
                 <w:szCs w:val="18"/>
                 <w:lang w:val="es-MX"/>
               </w:rPr>
-              <w:t>${cal_down}</w:t>
+              <w:t>${</w:t>
+            </w:r>
+            <w:proofErr w:type="spellStart"/>
+            <w:r>
+              <w:rPr>
+                <w:rFonts w:asciiTheme="minorHAnsi" w:eastAsiaTheme="minorEastAsia" w:hAnsiTheme="minorHAnsi" w:cstheme="minorBidi"/>
+                <w:b w:val="0"/>
+                <w:color w:val="auto"/>
+                <w:kern w:val="0"/>
+                <w:sz w:val="18"/>
+                <w:szCs w:val="18"/>
+                <w:lang w:val="es-MX"/>
+              </w:rPr>
+              <w:t>cal_down</w:t>
+            </w:r>
+            <w:proofErr w:type="spellEnd"/>
+            <w:r>
+              <w:rPr>
+                <w:rFonts w:asciiTheme="minorHAnsi" w:eastAsiaTheme="minorEastAsia" w:hAnsiTheme="minorHAnsi" w:cstheme="minorBidi"/>
+                <w:b w:val="0"/>
+                <w:color w:val="auto"/>
+                <w:kern w:val="0"/>
+                <w:sz w:val="18"/>
+                <w:szCs w:val="18"/>
+                <w:lang w:val="es-MX"/>
+              </w:rPr>
+              <w:t>}</w:t>
             </w:r>
           </w:p>
         </w:tc>
@@ -6960,8 +7493,9 @@
                 <w:szCs w:val="18"/>
                 <w:lang w:val="es-MX"/>
               </w:rPr>
-              <w:t>${cal</w:t>
-            </w:r>
+              <w:t>${</w:t>
+            </w:r>
+            <w:proofErr w:type="spellStart"/>
             <w:r>
               <w:rPr>
                 <w:rFonts w:asciiTheme="minorHAnsi" w:eastAsiaTheme="minorEastAsia" w:hAnsiTheme="minorHAnsi" w:cstheme="minorBidi"/>
@@ -6972,7 +7506,7 @@
                 <w:szCs w:val="18"/>
                 <w:lang w:val="es-MX"/>
               </w:rPr>
-              <w:t>_</w:t>
+              <w:t>cal</w:t>
             </w:r>
             <w:r>
               <w:rPr>
@@ -6984,7 +7518,32 @@
                 <w:szCs w:val="18"/>
                 <w:lang w:val="es-MX"/>
               </w:rPr>
-              <w:t>so_down}</w:t>
+              <w:t>_</w:t>
+            </w:r>
+            <w:r>
+              <w:rPr>
+                <w:rFonts w:asciiTheme="minorHAnsi" w:eastAsiaTheme="minorEastAsia" w:hAnsiTheme="minorHAnsi" w:cstheme="minorBidi"/>
+                <w:b w:val="0"/>
+                <w:color w:val="auto"/>
+                <w:kern w:val="0"/>
+                <w:sz w:val="18"/>
+                <w:szCs w:val="18"/>
+                <w:lang w:val="es-MX"/>
+              </w:rPr>
+              <w:t>so_down</w:t>
+            </w:r>
+            <w:proofErr w:type="spellEnd"/>
+            <w:r>
+              <w:rPr>
+                <w:rFonts w:asciiTheme="minorHAnsi" w:eastAsiaTheme="minorEastAsia" w:hAnsiTheme="minorHAnsi" w:cstheme="minorBidi"/>
+                <w:b w:val="0"/>
+                <w:color w:val="auto"/>
+                <w:kern w:val="0"/>
+                <w:sz w:val="18"/>
+                <w:szCs w:val="18"/>
+                <w:lang w:val="es-MX"/>
+              </w:rPr>
+              <w:t>}</w:t>
             </w:r>
           </w:p>
         </w:tc>
@@ -7035,6 +7594,7 @@
         </w:rPr>
         <w:t>${</w:t>
       </w:r>
+      <w:proofErr w:type="spellStart"/>
       <w:r>
         <w:rPr>
           <w:rFonts w:asciiTheme="minorHAnsi" w:eastAsiaTheme="minorHAnsi" w:hAnsiTheme="minorHAnsi" w:cstheme="minorHAnsi"/>
@@ -7047,6 +7607,7 @@
         </w:rPr>
         <w:t>chart_gen</w:t>
       </w:r>
+      <w:proofErr w:type="spellEnd"/>
       <w:r>
         <w:rPr>
           <w:rFonts w:asciiTheme="minorHAnsi" w:eastAsiaTheme="minorHAnsi" w:hAnsiTheme="minorHAnsi" w:cstheme="minorHAnsi"/>
@@ -7486,7 +8047,33 @@
                 <w:szCs w:val="14"/>
                 <w:lang w:val="es-MX"/>
               </w:rPr>
-              <w:t>${cat_name}</w:t>
+              <w:t>${</w:t>
+            </w:r>
+            <w:proofErr w:type="spellStart"/>
+            <w:r>
+              <w:rPr>
+                <w:rFonts w:asciiTheme="minorHAnsi" w:eastAsiaTheme="minorHAnsi" w:hAnsiTheme="minorHAnsi" w:cstheme="minorHAnsi"/>
+                <w:b w:val="0"/>
+                <w:color w:val="auto"/>
+                <w:kern w:val="0"/>
+                <w:sz w:val="14"/>
+                <w:szCs w:val="14"/>
+                <w:lang w:val="es-MX"/>
+              </w:rPr>
+              <w:t>cat_name</w:t>
+            </w:r>
+            <w:proofErr w:type="spellEnd"/>
+            <w:r>
+              <w:rPr>
+                <w:rFonts w:asciiTheme="minorHAnsi" w:eastAsiaTheme="minorHAnsi" w:hAnsiTheme="minorHAnsi" w:cstheme="minorHAnsi"/>
+                <w:b w:val="0"/>
+                <w:color w:val="auto"/>
+                <w:kern w:val="0"/>
+                <w:sz w:val="14"/>
+                <w:szCs w:val="14"/>
+                <w:lang w:val="es-MX"/>
+              </w:rPr>
+              <w:t>}</w:t>
             </w:r>
           </w:p>
         </w:tc>
@@ -7520,7 +8107,33 @@
                 <w:szCs w:val="14"/>
                 <w:lang w:val="es-MX"/>
               </w:rPr>
-              <w:t>${cat_cal}</w:t>
+              <w:t>${</w:t>
+            </w:r>
+            <w:proofErr w:type="spellStart"/>
+            <w:r>
+              <w:rPr>
+                <w:rFonts w:asciiTheme="minorHAnsi" w:eastAsiaTheme="minorEastAsia" w:hAnsiTheme="minorHAnsi" w:cstheme="minorBidi"/>
+                <w:b w:val="0"/>
+                <w:color w:val="auto"/>
+                <w:kern w:val="0"/>
+                <w:sz w:val="14"/>
+                <w:szCs w:val="14"/>
+                <w:lang w:val="es-MX"/>
+              </w:rPr>
+              <w:t>cat_cal</w:t>
+            </w:r>
+            <w:proofErr w:type="spellEnd"/>
+            <w:r>
+              <w:rPr>
+                <w:rFonts w:asciiTheme="minorHAnsi" w:eastAsiaTheme="minorEastAsia" w:hAnsiTheme="minorHAnsi" w:cstheme="minorBidi"/>
+                <w:b w:val="0"/>
+                <w:color w:val="auto"/>
+                <w:kern w:val="0"/>
+                <w:sz w:val="14"/>
+                <w:szCs w:val="14"/>
+                <w:lang w:val="es-MX"/>
+              </w:rPr>
+              <w:t>}</w:t>
             </w:r>
           </w:p>
         </w:tc>
@@ -7556,6 +8169,7 @@
               </w:rPr>
               <w:t>${</w:t>
             </w:r>
+            <w:proofErr w:type="spellStart"/>
             <w:r>
               <w:rPr>
                 <w:rFonts w:asciiTheme="minorHAnsi" w:eastAsiaTheme="minorHAnsi" w:hAnsiTheme="minorHAnsi" w:cstheme="minorHAnsi"/>
@@ -7568,6 +8182,7 @@
               </w:rPr>
               <w:t>cat_nivel</w:t>
             </w:r>
+            <w:proofErr w:type="spellEnd"/>
             <w:r>
               <w:rPr>
                 <w:rFonts w:asciiTheme="minorHAnsi" w:eastAsiaTheme="minorHAnsi" w:hAnsiTheme="minorHAnsi" w:cstheme="minorHAnsi"/>
@@ -7732,7 +8347,31 @@
           <w:szCs w:val="24"/>
           <w:lang w:val="es-MX"/>
         </w:rPr>
-        <w:t>${det_cat_mas_alta}</w:t>
+        <w:t>${</w:t>
+      </w:r>
+      <w:proofErr w:type="spellStart"/>
+      <w:r>
+        <w:rPr>
+          <w:rFonts w:asciiTheme="minorHAnsi" w:eastAsiaTheme="minorHAnsi" w:hAnsiTheme="minorHAnsi" w:cstheme="minorHAnsi"/>
+          <w:bCs/>
+          <w:kern w:val="0"/>
+          <w:sz w:val="24"/>
+          <w:szCs w:val="24"/>
+          <w:lang w:val="es-MX"/>
+        </w:rPr>
+        <w:t>det_cat_mas_alta</w:t>
+      </w:r>
+      <w:proofErr w:type="spellEnd"/>
+      <w:r>
+        <w:rPr>
+          <w:rFonts w:asciiTheme="minorHAnsi" w:eastAsiaTheme="minorHAnsi" w:hAnsiTheme="minorHAnsi" w:cstheme="minorHAnsi"/>
+          <w:bCs/>
+          <w:kern w:val="0"/>
+          <w:sz w:val="24"/>
+          <w:szCs w:val="24"/>
+          <w:lang w:val="es-MX"/>
+        </w:rPr>
+        <w:t>}</w:t>
       </w:r>
       <w:r>
         <w:rPr>
@@ -7782,7 +8421,33 @@
           <w:szCs w:val="24"/>
           <w:lang w:val="es-MX"/>
         </w:rPr>
-        <w:t>${level_cat_mas_alta}</w:t>
+        <w:t>${</w:t>
+      </w:r>
+      <w:proofErr w:type="spellStart"/>
+      <w:r>
+        <w:rPr>
+          <w:rFonts w:asciiTheme="minorHAnsi" w:eastAsiaTheme="minorHAnsi" w:hAnsiTheme="minorHAnsi" w:cstheme="minorHAnsi"/>
+          <w:b w:val="0"/>
+          <w:color w:val="auto"/>
+          <w:kern w:val="0"/>
+          <w:sz w:val="24"/>
+          <w:szCs w:val="24"/>
+          <w:lang w:val="es-MX"/>
+        </w:rPr>
+        <w:t>level_cat_mas_alta</w:t>
+      </w:r>
+      <w:proofErr w:type="spellEnd"/>
+      <w:r>
+        <w:rPr>
+          <w:rFonts w:asciiTheme="minorHAnsi" w:eastAsiaTheme="minorHAnsi" w:hAnsiTheme="minorHAnsi" w:cstheme="minorHAnsi"/>
+          <w:b w:val="0"/>
+          <w:color w:val="auto"/>
+          <w:kern w:val="0"/>
+          <w:sz w:val="24"/>
+          <w:szCs w:val="24"/>
+          <w:lang w:val="es-MX"/>
+        </w:rPr>
+        <w:t>}</w:t>
       </w:r>
       <w:r>
         <w:rPr>
@@ -7963,7 +8628,33 @@
                 <w:szCs w:val="24"/>
                 <w:lang w:val="es-MX"/>
               </w:rPr>
-              <w:t>${colab_name}</w:t>
+              <w:t>${</w:t>
+            </w:r>
+            <w:proofErr w:type="spellStart"/>
+            <w:r>
+              <w:rPr>
+                <w:rFonts w:asciiTheme="minorHAnsi" w:eastAsiaTheme="minorHAnsi" w:hAnsiTheme="minorHAnsi" w:cstheme="minorHAnsi"/>
+                <w:b w:val="0"/>
+                <w:color w:val="auto"/>
+                <w:kern w:val="0"/>
+                <w:sz w:val="24"/>
+                <w:szCs w:val="24"/>
+                <w:lang w:val="es-MX"/>
+              </w:rPr>
+              <w:t>colab_name</w:t>
+            </w:r>
+            <w:proofErr w:type="spellEnd"/>
+            <w:r>
+              <w:rPr>
+                <w:rFonts w:asciiTheme="minorHAnsi" w:eastAsiaTheme="minorHAnsi" w:hAnsiTheme="minorHAnsi" w:cstheme="minorHAnsi"/>
+                <w:b w:val="0"/>
+                <w:color w:val="auto"/>
+                <w:kern w:val="0"/>
+                <w:sz w:val="24"/>
+                <w:szCs w:val="24"/>
+                <w:lang w:val="es-MX"/>
+              </w:rPr>
+              <w:t>}</w:t>
             </w:r>
           </w:p>
         </w:tc>
@@ -7997,7 +8688,33 @@
                 <w:szCs w:val="24"/>
                 <w:lang w:val="es-MX"/>
               </w:rPr>
-              <w:t>${colab_score}</w:t>
+              <w:t>${</w:t>
+            </w:r>
+            <w:proofErr w:type="spellStart"/>
+            <w:r>
+              <w:rPr>
+                <w:rFonts w:asciiTheme="minorHAnsi" w:eastAsiaTheme="minorHAnsi" w:hAnsiTheme="minorHAnsi" w:cstheme="minorHAnsi"/>
+                <w:b w:val="0"/>
+                <w:color w:val="auto"/>
+                <w:kern w:val="0"/>
+                <w:sz w:val="24"/>
+                <w:szCs w:val="24"/>
+                <w:lang w:val="es-MX"/>
+              </w:rPr>
+              <w:t>colab_score</w:t>
+            </w:r>
+            <w:proofErr w:type="spellEnd"/>
+            <w:r>
+              <w:rPr>
+                <w:rFonts w:asciiTheme="minorHAnsi" w:eastAsiaTheme="minorHAnsi" w:hAnsiTheme="minorHAnsi" w:cstheme="minorHAnsi"/>
+                <w:b w:val="0"/>
+                <w:color w:val="auto"/>
+                <w:kern w:val="0"/>
+                <w:sz w:val="24"/>
+                <w:szCs w:val="24"/>
+                <w:lang w:val="es-MX"/>
+              </w:rPr>
+              <w:t>}</w:t>
             </w:r>
           </w:p>
         </w:tc>
@@ -8031,7 +8748,33 @@
                 <w:szCs w:val="24"/>
                 <w:lang w:val="es-MX"/>
               </w:rPr>
-              <w:t>${colab_level}</w:t>
+              <w:t>${</w:t>
+            </w:r>
+            <w:proofErr w:type="spellStart"/>
+            <w:r>
+              <w:rPr>
+                <w:rFonts w:asciiTheme="minorHAnsi" w:eastAsiaTheme="minorHAnsi" w:hAnsiTheme="minorHAnsi" w:cstheme="minorHAnsi"/>
+                <w:b w:val="0"/>
+                <w:color w:val="auto"/>
+                <w:kern w:val="0"/>
+                <w:sz w:val="24"/>
+                <w:szCs w:val="24"/>
+                <w:lang w:val="es-MX"/>
+              </w:rPr>
+              <w:t>colab_level</w:t>
+            </w:r>
+            <w:proofErr w:type="spellEnd"/>
+            <w:r>
+              <w:rPr>
+                <w:rFonts w:asciiTheme="minorHAnsi" w:eastAsiaTheme="minorHAnsi" w:hAnsiTheme="minorHAnsi" w:cstheme="minorHAnsi"/>
+                <w:b w:val="0"/>
+                <w:color w:val="auto"/>
+                <w:kern w:val="0"/>
+                <w:sz w:val="24"/>
+                <w:szCs w:val="24"/>
+                <w:lang w:val="es-MX"/>
+              </w:rPr>
+              <w:t>}</w:t>
             </w:r>
           </w:p>
         </w:tc>
@@ -8468,6 +9211,7 @@
               </w:rPr>
               <w:t>${</w:t>
             </w:r>
+            <w:proofErr w:type="spellStart"/>
             <w:r>
               <w:rPr>
                 <w:rFonts w:asciiTheme="minorHAnsi" w:eastAsiaTheme="minorHAnsi" w:hAnsiTheme="minorHAnsi" w:cstheme="minorHAnsi"/>
@@ -8492,6 +9236,7 @@
               </w:rPr>
               <w:t>_name</w:t>
             </w:r>
+            <w:proofErr w:type="spellEnd"/>
             <w:r>
               <w:rPr>
                 <w:rFonts w:asciiTheme="minorHAnsi" w:eastAsiaTheme="minorHAnsi" w:hAnsiTheme="minorHAnsi" w:cstheme="minorHAnsi"/>
@@ -8543,6 +9288,7 @@
               </w:rPr>
               <w:t>${</w:t>
             </w:r>
+            <w:proofErr w:type="spellStart"/>
             <w:r>
               <w:rPr>
                 <w:rFonts w:asciiTheme="minorHAnsi" w:eastAsiaTheme="minorHAnsi" w:hAnsiTheme="minorHAnsi" w:cstheme="minorHAnsi"/>
@@ -8557,6 +9303,7 @@
               </w:rPr>
               <w:t>count_colab_cat_vh</w:t>
             </w:r>
+            <w:proofErr w:type="spellEnd"/>
             <w:r>
               <w:rPr>
                 <w:rFonts w:asciiTheme="minorHAnsi" w:eastAsiaTheme="minorHAnsi" w:hAnsiTheme="minorHAnsi" w:cstheme="minorHAnsi"/>
@@ -8610,6 +9357,7 @@
               </w:rPr>
               <w:t>${</w:t>
             </w:r>
+            <w:proofErr w:type="spellStart"/>
             <w:r>
               <w:rPr>
                 <w:rFonts w:asciiTheme="minorHAnsi" w:eastAsiaTheme="minorHAnsi" w:hAnsiTheme="minorHAnsi" w:cstheme="minorHAnsi"/>
@@ -8624,6 +9372,7 @@
               </w:rPr>
               <w:t>count_colab_cat_h</w:t>
             </w:r>
+            <w:proofErr w:type="spellEnd"/>
             <w:r>
               <w:rPr>
                 <w:rFonts w:asciiTheme="minorHAnsi" w:eastAsiaTheme="minorHAnsi" w:hAnsiTheme="minorHAnsi" w:cstheme="minorHAnsi"/>
@@ -8677,6 +9426,7 @@
               </w:rPr>
               <w:t>${</w:t>
             </w:r>
+            <w:proofErr w:type="spellStart"/>
             <w:r>
               <w:rPr>
                 <w:rFonts w:asciiTheme="minorHAnsi" w:eastAsiaTheme="minorHAnsi" w:hAnsiTheme="minorHAnsi" w:cstheme="minorHAnsi"/>
@@ -8703,7 +9453,22 @@
                 <w:szCs w:val="16"/>
                 <w:lang w:val="es-MX"/>
               </w:rPr>
-              <w:t>m}</w:t>
+              <w:t>m</w:t>
+            </w:r>
+            <w:proofErr w:type="spellEnd"/>
+            <w:r>
+              <w:rPr>
+                <w:rFonts w:asciiTheme="minorHAnsi" w:eastAsiaTheme="minorHAnsi" w:hAnsiTheme="minorHAnsi" w:cstheme="minorHAnsi"/>
+                <w:bCs/>
+                <w:i/>
+                <w:iCs/>
+                <w:color w:val="auto"/>
+                <w:kern w:val="0"/>
+                <w:sz w:val="16"/>
+                <w:szCs w:val="16"/>
+                <w:lang w:val="es-MX"/>
+              </w:rPr>
+              <w:t>}</w:t>
             </w:r>
           </w:p>
         </w:tc>
@@ -8744,6 +9509,7 @@
               </w:rPr>
               <w:t>${</w:t>
             </w:r>
+            <w:proofErr w:type="spellStart"/>
             <w:r>
               <w:rPr>
                 <w:rFonts w:asciiTheme="minorHAnsi" w:eastAsiaTheme="minorHAnsi" w:hAnsiTheme="minorHAnsi" w:cstheme="minorHAnsi"/>
@@ -8770,7 +9536,22 @@
                 <w:szCs w:val="16"/>
                 <w:lang w:val="es-MX"/>
               </w:rPr>
-              <w:t>l}</w:t>
+              <w:t>l</w:t>
+            </w:r>
+            <w:proofErr w:type="spellEnd"/>
+            <w:r>
+              <w:rPr>
+                <w:rFonts w:asciiTheme="minorHAnsi" w:eastAsiaTheme="minorHAnsi" w:hAnsiTheme="minorHAnsi" w:cstheme="minorHAnsi"/>
+                <w:bCs/>
+                <w:i/>
+                <w:iCs/>
+                <w:color w:val="auto"/>
+                <w:kern w:val="0"/>
+                <w:sz w:val="16"/>
+                <w:szCs w:val="16"/>
+                <w:lang w:val="es-MX"/>
+              </w:rPr>
+              <w:t>}</w:t>
             </w:r>
           </w:p>
         </w:tc>
@@ -8811,6 +9592,7 @@
               </w:rPr>
               <w:t>${</w:t>
             </w:r>
+            <w:proofErr w:type="spellStart"/>
             <w:r>
               <w:rPr>
                 <w:rFonts w:asciiTheme="minorHAnsi" w:eastAsiaTheme="minorHAnsi" w:hAnsiTheme="minorHAnsi" w:cstheme="minorHAnsi"/>
@@ -8837,7 +9619,22 @@
                 <w:szCs w:val="16"/>
                 <w:lang w:val="es-MX"/>
               </w:rPr>
-              <w:t>l}</w:t>
+              <w:t>l</w:t>
+            </w:r>
+            <w:proofErr w:type="spellEnd"/>
+            <w:r>
+              <w:rPr>
+                <w:rFonts w:asciiTheme="minorHAnsi" w:eastAsiaTheme="minorHAnsi" w:hAnsiTheme="minorHAnsi" w:cstheme="minorHAnsi"/>
+                <w:bCs/>
+                <w:i/>
+                <w:iCs/>
+                <w:color w:val="auto"/>
+                <w:kern w:val="0"/>
+                <w:sz w:val="16"/>
+                <w:szCs w:val="16"/>
+                <w:lang w:val="es-MX"/>
+              </w:rPr>
+              <w:t>}</w:t>
             </w:r>
           </w:p>
         </w:tc>
@@ -9272,7 +10069,33 @@
                 <w:szCs w:val="14"/>
                 <w:lang w:val="es-MX"/>
               </w:rPr>
-              <w:t>${dom_name}</w:t>
+              <w:t>${</w:t>
+            </w:r>
+            <w:proofErr w:type="spellStart"/>
+            <w:r>
+              <w:rPr>
+                <w:rFonts w:asciiTheme="minorHAnsi" w:eastAsiaTheme="minorHAnsi" w:hAnsiTheme="minorHAnsi" w:cstheme="minorHAnsi"/>
+                <w:b w:val="0"/>
+                <w:color w:val="auto"/>
+                <w:kern w:val="0"/>
+                <w:sz w:val="14"/>
+                <w:szCs w:val="14"/>
+                <w:lang w:val="es-MX"/>
+              </w:rPr>
+              <w:t>dom_name</w:t>
+            </w:r>
+            <w:proofErr w:type="spellEnd"/>
+            <w:r>
+              <w:rPr>
+                <w:rFonts w:asciiTheme="minorHAnsi" w:eastAsiaTheme="minorHAnsi" w:hAnsiTheme="minorHAnsi" w:cstheme="minorHAnsi"/>
+                <w:b w:val="0"/>
+                <w:color w:val="auto"/>
+                <w:kern w:val="0"/>
+                <w:sz w:val="14"/>
+                <w:szCs w:val="14"/>
+                <w:lang w:val="es-MX"/>
+              </w:rPr>
+              <w:t>}</w:t>
             </w:r>
           </w:p>
         </w:tc>
@@ -9308,6 +10131,7 @@
               </w:rPr>
               <w:t>${</w:t>
             </w:r>
+            <w:proofErr w:type="spellStart"/>
             <w:r>
               <w:rPr>
                 <w:rFonts w:asciiTheme="minorHAnsi" w:eastAsiaTheme="minorEastAsia" w:hAnsiTheme="minorHAnsi" w:cstheme="minorBidi"/>
@@ -9320,6 +10144,7 @@
               </w:rPr>
               <w:t>dom_cal</w:t>
             </w:r>
+            <w:proofErr w:type="spellEnd"/>
             <w:r>
               <w:rPr>
                 <w:rFonts w:asciiTheme="minorHAnsi" w:eastAsiaTheme="minorEastAsia" w:hAnsiTheme="minorHAnsi" w:cstheme="minorBidi"/>
@@ -9366,6 +10191,7 @@
               </w:rPr>
               <w:t>${</w:t>
             </w:r>
+            <w:proofErr w:type="spellStart"/>
             <w:r>
               <w:rPr>
                 <w:rFonts w:asciiTheme="minorHAnsi" w:eastAsiaTheme="minorEastAsia" w:hAnsiTheme="minorHAnsi" w:cstheme="minorBidi"/>
@@ -9378,6 +10204,7 @@
               </w:rPr>
               <w:t>dom_nivel</w:t>
             </w:r>
+            <w:proofErr w:type="spellEnd"/>
             <w:r>
               <w:rPr>
                 <w:rFonts w:asciiTheme="minorHAnsi" w:eastAsiaTheme="minorEastAsia" w:hAnsiTheme="minorHAnsi" w:cstheme="minorBidi"/>
@@ -9875,8 +10702,9 @@
                 <w:szCs w:val="16"/>
                 <w:lang w:val="es-MX"/>
               </w:rPr>
-              <w:t>${dom</w:t>
-            </w:r>
+              <w:t>${</w:t>
+            </w:r>
+            <w:proofErr w:type="spellStart"/>
             <w:r>
               <w:rPr>
                 <w:rFonts w:asciiTheme="minorHAnsi" w:eastAsiaTheme="minorHAnsi" w:hAnsiTheme="minorHAnsi" w:cstheme="minorHAnsi"/>
@@ -9887,7 +10715,7 @@
                 <w:szCs w:val="16"/>
                 <w:lang w:val="es-MX"/>
               </w:rPr>
-              <w:t>_list</w:t>
+              <w:t>dom</w:t>
             </w:r>
             <w:r>
               <w:rPr>
@@ -9899,7 +10727,32 @@
                 <w:szCs w:val="16"/>
                 <w:lang w:val="es-MX"/>
               </w:rPr>
-              <w:t>_name}</w:t>
+              <w:t>_list</w:t>
+            </w:r>
+            <w:r>
+              <w:rPr>
+                <w:rFonts w:asciiTheme="minorHAnsi" w:eastAsiaTheme="minorHAnsi" w:hAnsiTheme="minorHAnsi" w:cstheme="minorHAnsi"/>
+                <w:b w:val="0"/>
+                <w:color w:val="auto"/>
+                <w:kern w:val="0"/>
+                <w:sz w:val="16"/>
+                <w:szCs w:val="16"/>
+                <w:lang w:val="es-MX"/>
+              </w:rPr>
+              <w:t>_name</w:t>
+            </w:r>
+            <w:proofErr w:type="spellEnd"/>
+            <w:r>
+              <w:rPr>
+                <w:rFonts w:asciiTheme="minorHAnsi" w:eastAsiaTheme="minorHAnsi" w:hAnsiTheme="minorHAnsi" w:cstheme="minorHAnsi"/>
+                <w:b w:val="0"/>
+                <w:color w:val="auto"/>
+                <w:kern w:val="0"/>
+                <w:sz w:val="16"/>
+                <w:szCs w:val="16"/>
+                <w:lang w:val="es-MX"/>
+              </w:rPr>
+              <w:t>}</w:t>
             </w:r>
           </w:p>
         </w:tc>
@@ -9939,6 +10792,7 @@
               </w:rPr>
               <w:t>${</w:t>
             </w:r>
+            <w:proofErr w:type="spellStart"/>
             <w:r>
               <w:rPr>
                 <w:rFonts w:asciiTheme="minorHAnsi" w:eastAsiaTheme="minorHAnsi" w:hAnsiTheme="minorHAnsi" w:cstheme="minorHAnsi"/>
@@ -9981,6 +10835,7 @@
               </w:rPr>
               <w:t>_vh</w:t>
             </w:r>
+            <w:proofErr w:type="spellEnd"/>
             <w:r>
               <w:rPr>
                 <w:rFonts w:asciiTheme="minorHAnsi" w:eastAsiaTheme="minorHAnsi" w:hAnsiTheme="minorHAnsi" w:cstheme="minorHAnsi"/>
@@ -10033,6 +10888,7 @@
               </w:rPr>
               <w:t>${</w:t>
             </w:r>
+            <w:proofErr w:type="spellStart"/>
             <w:r>
               <w:rPr>
                 <w:rFonts w:asciiTheme="minorHAnsi" w:eastAsiaTheme="minorHAnsi" w:hAnsiTheme="minorHAnsi" w:cstheme="minorHAnsi"/>
@@ -10075,6 +10931,7 @@
               </w:rPr>
               <w:t>_h</w:t>
             </w:r>
+            <w:proofErr w:type="spellEnd"/>
             <w:r>
               <w:rPr>
                 <w:rFonts w:asciiTheme="minorHAnsi" w:eastAsiaTheme="minorHAnsi" w:hAnsiTheme="minorHAnsi" w:cstheme="minorHAnsi"/>
@@ -10127,6 +10984,7 @@
               </w:rPr>
               <w:t>${</w:t>
             </w:r>
+            <w:proofErr w:type="spellStart"/>
             <w:r>
               <w:rPr>
                 <w:rFonts w:asciiTheme="minorHAnsi" w:eastAsiaTheme="minorHAnsi" w:hAnsiTheme="minorHAnsi" w:cstheme="minorHAnsi"/>
@@ -10181,7 +11039,22 @@
                 <w:szCs w:val="16"/>
                 <w:lang w:val="es-MX"/>
               </w:rPr>
-              <w:t>m}</w:t>
+              <w:t>m</w:t>
+            </w:r>
+            <w:proofErr w:type="spellEnd"/>
+            <w:r>
+              <w:rPr>
+                <w:rFonts w:asciiTheme="minorHAnsi" w:eastAsiaTheme="minorHAnsi" w:hAnsiTheme="minorHAnsi" w:cstheme="minorHAnsi"/>
+                <w:bCs/>
+                <w:i/>
+                <w:iCs/>
+                <w:color w:val="auto"/>
+                <w:kern w:val="0"/>
+                <w:sz w:val="16"/>
+                <w:szCs w:val="16"/>
+                <w:lang w:val="es-MX"/>
+              </w:rPr>
+              <w:t>}</w:t>
             </w:r>
           </w:p>
         </w:tc>
@@ -10221,6 +11094,7 @@
               </w:rPr>
               <w:t>${</w:t>
             </w:r>
+            <w:proofErr w:type="spellStart"/>
             <w:r>
               <w:rPr>
                 <w:rFonts w:asciiTheme="minorHAnsi" w:eastAsiaTheme="minorHAnsi" w:hAnsiTheme="minorHAnsi" w:cstheme="minorHAnsi"/>
@@ -10275,7 +11149,22 @@
                 <w:szCs w:val="16"/>
                 <w:lang w:val="es-MX"/>
               </w:rPr>
-              <w:t>l}</w:t>
+              <w:t>l</w:t>
+            </w:r>
+            <w:proofErr w:type="spellEnd"/>
+            <w:r>
+              <w:rPr>
+                <w:rFonts w:asciiTheme="minorHAnsi" w:eastAsiaTheme="minorHAnsi" w:hAnsiTheme="minorHAnsi" w:cstheme="minorHAnsi"/>
+                <w:bCs/>
+                <w:i/>
+                <w:iCs/>
+                <w:color w:val="auto"/>
+                <w:kern w:val="0"/>
+                <w:sz w:val="16"/>
+                <w:szCs w:val="16"/>
+                <w:lang w:val="es-MX"/>
+              </w:rPr>
+              <w:t>}</w:t>
             </w:r>
           </w:p>
         </w:tc>
@@ -10315,6 +11204,7 @@
               </w:rPr>
               <w:t>${</w:t>
             </w:r>
+            <w:proofErr w:type="spellStart"/>
             <w:r>
               <w:rPr>
                 <w:rFonts w:asciiTheme="minorHAnsi" w:eastAsiaTheme="minorHAnsi" w:hAnsiTheme="minorHAnsi" w:cstheme="minorHAnsi"/>
@@ -10369,7 +11259,22 @@
                 <w:szCs w:val="16"/>
                 <w:lang w:val="es-MX"/>
               </w:rPr>
-              <w:t>l}</w:t>
+              <w:t>l</w:t>
+            </w:r>
+            <w:proofErr w:type="spellEnd"/>
+            <w:r>
+              <w:rPr>
+                <w:rFonts w:asciiTheme="minorHAnsi" w:eastAsiaTheme="minorHAnsi" w:hAnsiTheme="minorHAnsi" w:cstheme="minorHAnsi"/>
+                <w:bCs/>
+                <w:i/>
+                <w:iCs/>
+                <w:color w:val="auto"/>
+                <w:kern w:val="0"/>
+                <w:sz w:val="16"/>
+                <w:szCs w:val="16"/>
+                <w:lang w:val="es-MX"/>
+              </w:rPr>
+              <w:t>}</w:t>
             </w:r>
           </w:p>
         </w:tc>
@@ -10477,427 +11382,373 @@
       <w:pPr>
         <w:pStyle w:val="Ttulo"/>
         <w:framePr w:hSpace="0" w:wrap="auto" w:vAnchor="margin" w:hAnchor="text" w:yAlign="inline"/>
-        <w:rPr>
-          <w:rFonts w:asciiTheme="minorHAnsi" w:eastAsiaTheme="minorHAnsi" w:hAnsiTheme="minorHAnsi" w:cstheme="minorHAnsi"/>
-          <w:b w:val="0"/>
-          <w:color w:val="auto"/>
-          <w:kern w:val="0"/>
-          <w:sz w:val="24"/>
-          <w:szCs w:val="24"/>
-          <w:lang w:val="es-MX"/>
-        </w:rPr>
-      </w:pPr>
-    </w:p>
+        <w:jc w:val="both"/>
+        <w:rPr>
+          <w:rFonts w:asciiTheme="minorHAnsi" w:eastAsiaTheme="minorHAnsi" w:hAnsiTheme="minorHAnsi" w:cstheme="minorHAnsi"/>
+          <w:b w:val="0"/>
+          <w:color w:val="auto"/>
+          <w:kern w:val="0"/>
+          <w:sz w:val="24"/>
+          <w:szCs w:val="24"/>
+          <w:lang w:val="es-MX"/>
+        </w:rPr>
+      </w:pPr>
+    </w:p>
+    <w:tbl>
+      <w:tblPr>
+        <w:tblStyle w:val="Tablaconcuadrcula"/>
+        <w:tblW w:w="0" w:type="auto"/>
+        <w:tblBorders>
+          <w:top w:val="none" w:sz="0" w:space="0" w:color="auto"/>
+          <w:left w:val="none" w:sz="0" w:space="0" w:color="auto"/>
+          <w:bottom w:val="none" w:sz="0" w:space="0" w:color="auto"/>
+          <w:right w:val="none" w:sz="0" w:space="0" w:color="auto"/>
+          <w:insideH w:val="none" w:sz="0" w:space="0" w:color="auto"/>
+          <w:insideV w:val="none" w:sz="0" w:space="0" w:color="auto"/>
+        </w:tblBorders>
+        <w:tblLook w:val="04A0" w:firstRow="1" w:lastRow="0" w:firstColumn="1" w:lastColumn="0" w:noHBand="0" w:noVBand="1"/>
+      </w:tblPr>
+      <w:tblGrid>
+        <w:gridCol w:w="8828"/>
+      </w:tblGrid>
+      <w:tr>
+        <w:tc>
+          <w:tcPr>
+            <w:tcW w:w="8828" w:type="dxa"/>
+          </w:tcPr>
+          <w:p>
+            <w:pPr>
+              <w:pStyle w:val="Ttulo"/>
+              <w:framePr w:hSpace="0" w:wrap="auto" w:vAnchor="margin" w:hAnchor="text" w:yAlign="inline"/>
+              <w:numPr>
+                <w:ilvl w:val="1"/>
+                <w:numId w:val="2"/>
+              </w:numPr>
+              <w:ind w:left="567"/>
+              <w:rPr>
+                <w:rFonts w:asciiTheme="minorHAnsi" w:eastAsiaTheme="minorHAnsi" w:hAnsiTheme="minorHAnsi" w:cstheme="minorHAnsi"/>
+                <w:b w:val="0"/>
+                <w:color w:val="auto"/>
+                <w:kern w:val="0"/>
+                <w:sz w:val="24"/>
+                <w:szCs w:val="24"/>
+                <w:lang w:val="es-MX"/>
+              </w:rPr>
+            </w:pPr>
+            <w:r>
+              <w:rPr>
+                <w:rFonts w:asciiTheme="minorHAnsi" w:eastAsiaTheme="minorHAnsi" w:hAnsiTheme="minorHAnsi" w:cstheme="minorHAnsi"/>
+                <w:b w:val="0"/>
+                <w:color w:val="auto"/>
+                <w:kern w:val="0"/>
+                <w:sz w:val="24"/>
+                <w:szCs w:val="24"/>
+                <w:lang w:val="es-MX"/>
+              </w:rPr>
+              <w:t>${</w:t>
+            </w:r>
+            <w:proofErr w:type="spellStart"/>
+            <w:r>
+              <w:rPr>
+                <w:rFonts w:asciiTheme="minorHAnsi" w:eastAsiaTheme="minorHAnsi" w:hAnsiTheme="minorHAnsi" w:cstheme="minorHAnsi"/>
+                <w:b w:val="0"/>
+                <w:color w:val="auto"/>
+                <w:kern w:val="0"/>
+                <w:sz w:val="24"/>
+                <w:szCs w:val="24"/>
+                <w:lang w:val="es-MX"/>
+              </w:rPr>
+              <w:t>dom</w:t>
+            </w:r>
+            <w:r>
+              <w:rPr>
+                <w:rFonts w:asciiTheme="minorHAnsi" w:eastAsiaTheme="minorHAnsi" w:hAnsiTheme="minorHAnsi" w:cstheme="minorHAnsi"/>
+                <w:b w:val="0"/>
+                <w:color w:val="auto"/>
+                <w:kern w:val="0"/>
+                <w:sz w:val="24"/>
+                <w:szCs w:val="24"/>
+                <w:lang w:val="es-MX"/>
+              </w:rPr>
+              <w:t>_</w:t>
+            </w:r>
+            <w:r>
+              <w:rPr>
+                <w:rFonts w:asciiTheme="minorHAnsi" w:eastAsiaTheme="minorHAnsi" w:hAnsiTheme="minorHAnsi" w:cstheme="minorHAnsi"/>
+                <w:b w:val="0"/>
+                <w:color w:val="auto"/>
+                <w:kern w:val="0"/>
+                <w:sz w:val="24"/>
+                <w:szCs w:val="24"/>
+                <w:lang w:val="es-MX"/>
+              </w:rPr>
+              <w:t>top</w:t>
+            </w:r>
+            <w:r>
+              <w:rPr>
+                <w:rFonts w:asciiTheme="minorHAnsi" w:eastAsiaTheme="minorHAnsi" w:hAnsiTheme="minorHAnsi" w:cstheme="minorHAnsi"/>
+                <w:b w:val="0"/>
+                <w:color w:val="auto"/>
+                <w:kern w:val="0"/>
+                <w:sz w:val="24"/>
+                <w:szCs w:val="24"/>
+                <w:lang w:val="es-MX"/>
+              </w:rPr>
+              <w:t>_name</w:t>
+            </w:r>
+            <w:proofErr w:type="spellEnd"/>
+            <w:r>
+              <w:rPr>
+                <w:rFonts w:asciiTheme="minorHAnsi" w:eastAsiaTheme="minorHAnsi" w:hAnsiTheme="minorHAnsi" w:cstheme="minorHAnsi"/>
+                <w:b w:val="0"/>
+                <w:color w:val="auto"/>
+                <w:kern w:val="0"/>
+                <w:sz w:val="24"/>
+                <w:szCs w:val="24"/>
+                <w:lang w:val="es-MX"/>
+              </w:rPr>
+              <w:t xml:space="preserve">} </w:t>
+            </w:r>
+            <w:r>
+              <w:rPr>
+                <w:rFonts w:asciiTheme="minorHAnsi" w:eastAsiaTheme="minorHAnsi" w:hAnsiTheme="minorHAnsi" w:cstheme="minorHAnsi"/>
+                <w:b w:val="0"/>
+                <w:color w:val="auto"/>
+                <w:kern w:val="0"/>
+                <w:sz w:val="24"/>
+                <w:szCs w:val="24"/>
+                <w:lang w:val="es-MX"/>
+              </w:rPr>
+              <w:tab/>
+            </w:r>
+            <w:r>
+              <w:rPr>
+                <w:rFonts w:asciiTheme="minorHAnsi" w:eastAsiaTheme="minorHAnsi" w:hAnsiTheme="minorHAnsi" w:cstheme="minorHAnsi"/>
+                <w:b w:val="0"/>
+                <w:color w:val="auto"/>
+                <w:kern w:val="0"/>
+                <w:sz w:val="24"/>
+                <w:szCs w:val="24"/>
+                <w:lang w:val="es-MX"/>
+              </w:rPr>
+              <w:tab/>
+            </w:r>
+            <w:r>
+              <w:rPr>
+                <w:rFonts w:asciiTheme="minorHAnsi" w:eastAsiaTheme="minorHAnsi" w:hAnsiTheme="minorHAnsi" w:cstheme="minorHAnsi"/>
+                <w:b w:val="0"/>
+                <w:color w:val="auto"/>
+                <w:kern w:val="0"/>
+                <w:sz w:val="24"/>
+                <w:szCs w:val="24"/>
+                <w:lang w:val="es-MX"/>
+              </w:rPr>
+              <w:tab/>
+            </w:r>
+            <w:r>
+              <w:rPr>
+                <w:rFonts w:asciiTheme="minorHAnsi" w:eastAsiaTheme="minorHAnsi" w:hAnsiTheme="minorHAnsi" w:cstheme="minorHAnsi"/>
+                <w:b w:val="0"/>
+                <w:color w:val="auto"/>
+                <w:kern w:val="0"/>
+                <w:sz w:val="24"/>
+                <w:szCs w:val="24"/>
+                <w:lang w:val="es-MX"/>
+              </w:rPr>
+              <w:tab/>
+              <w:t>${</w:t>
+            </w:r>
+            <w:proofErr w:type="spellStart"/>
+            <w:r>
+              <w:rPr>
+                <w:rFonts w:asciiTheme="minorHAnsi" w:eastAsiaTheme="minorHAnsi" w:hAnsiTheme="minorHAnsi" w:cstheme="minorHAnsi"/>
+                <w:b w:val="0"/>
+                <w:color w:val="auto"/>
+                <w:kern w:val="0"/>
+                <w:sz w:val="24"/>
+                <w:szCs w:val="24"/>
+                <w:lang w:val="es-MX"/>
+              </w:rPr>
+              <w:t>dom</w:t>
+            </w:r>
+            <w:r>
+              <w:rPr>
+                <w:rFonts w:asciiTheme="minorHAnsi" w:eastAsiaTheme="minorHAnsi" w:hAnsiTheme="minorHAnsi" w:cstheme="minorHAnsi"/>
+                <w:b w:val="0"/>
+                <w:color w:val="auto"/>
+                <w:kern w:val="0"/>
+                <w:sz w:val="24"/>
+                <w:szCs w:val="24"/>
+                <w:lang w:val="es-MX"/>
+              </w:rPr>
+              <w:t>_top</w:t>
+            </w:r>
+            <w:r>
+              <w:rPr>
+                <w:rFonts w:asciiTheme="minorHAnsi" w:eastAsiaTheme="minorHAnsi" w:hAnsiTheme="minorHAnsi" w:cstheme="minorHAnsi"/>
+                <w:b w:val="0"/>
+                <w:color w:val="auto"/>
+                <w:kern w:val="0"/>
+                <w:sz w:val="24"/>
+                <w:szCs w:val="24"/>
+                <w:lang w:val="es-MX"/>
+              </w:rPr>
+              <w:t>_level</w:t>
+            </w:r>
+            <w:proofErr w:type="spellEnd"/>
+            <w:r>
+              <w:rPr>
+                <w:rFonts w:asciiTheme="minorHAnsi" w:eastAsiaTheme="minorHAnsi" w:hAnsiTheme="minorHAnsi" w:cstheme="minorHAnsi"/>
+                <w:b w:val="0"/>
+                <w:color w:val="auto"/>
+                <w:kern w:val="0"/>
+                <w:sz w:val="24"/>
+                <w:szCs w:val="24"/>
+                <w:lang w:val="es-MX"/>
+              </w:rPr>
+              <w:t>}</w:t>
+            </w:r>
+          </w:p>
+          <w:p>
+            <w:pPr>
+              <w:pStyle w:val="Ttulo"/>
+              <w:framePr w:hSpace="0" w:wrap="auto" w:vAnchor="margin" w:hAnchor="text" w:yAlign="inline"/>
+              <w:ind w:left="567"/>
+              <w:jc w:val="both"/>
+              <w:rPr>
+                <w:rFonts w:asciiTheme="minorHAnsi" w:eastAsiaTheme="minorHAnsi" w:hAnsiTheme="minorHAnsi" w:cstheme="minorHAnsi"/>
+                <w:b w:val="0"/>
+                <w:i/>
+                <w:iCs/>
+                <w:color w:val="auto"/>
+                <w:kern w:val="0"/>
+                <w:sz w:val="24"/>
+                <w:szCs w:val="24"/>
+                <w:lang w:val="es-MX"/>
+              </w:rPr>
+            </w:pPr>
+            <w:r>
+              <w:rPr>
+                <w:rFonts w:asciiTheme="minorHAnsi" w:eastAsiaTheme="minorHAnsi" w:hAnsiTheme="minorHAnsi" w:cstheme="minorHAnsi"/>
+                <w:b w:val="0"/>
+                <w:i/>
+                <w:iCs/>
+                <w:color w:val="auto"/>
+                <w:kern w:val="0"/>
+                <w:sz w:val="24"/>
+                <w:szCs w:val="24"/>
+                <w:lang w:val="es-MX"/>
+              </w:rPr>
+              <w:t>${</w:t>
+            </w:r>
+            <w:proofErr w:type="spellStart"/>
+            <w:r>
+              <w:rPr>
+                <w:rFonts w:asciiTheme="minorHAnsi" w:eastAsiaTheme="minorHAnsi" w:hAnsiTheme="minorHAnsi" w:cstheme="minorHAnsi"/>
+                <w:b w:val="0"/>
+                <w:i/>
+                <w:iCs/>
+                <w:color w:val="auto"/>
+                <w:kern w:val="0"/>
+                <w:sz w:val="24"/>
+                <w:szCs w:val="24"/>
+                <w:lang w:val="es-MX"/>
+              </w:rPr>
+              <w:t>dom</w:t>
+            </w:r>
+            <w:r>
+              <w:rPr>
+                <w:rFonts w:asciiTheme="minorHAnsi" w:eastAsiaTheme="minorHAnsi" w:hAnsiTheme="minorHAnsi" w:cstheme="minorHAnsi"/>
+                <w:b w:val="0"/>
+                <w:i/>
+                <w:iCs/>
+                <w:color w:val="auto"/>
+                <w:kern w:val="0"/>
+                <w:sz w:val="24"/>
+                <w:szCs w:val="24"/>
+                <w:lang w:val="es-MX"/>
+              </w:rPr>
+              <w:t>_top</w:t>
+            </w:r>
+            <w:r>
+              <w:rPr>
+                <w:rFonts w:asciiTheme="minorHAnsi" w:eastAsiaTheme="minorHAnsi" w:hAnsiTheme="minorHAnsi" w:cstheme="minorHAnsi"/>
+                <w:b w:val="0"/>
+                <w:i/>
+                <w:iCs/>
+                <w:color w:val="auto"/>
+                <w:kern w:val="0"/>
+                <w:sz w:val="24"/>
+                <w:szCs w:val="24"/>
+                <w:lang w:val="es-MX"/>
+              </w:rPr>
+              <w:t>_desc</w:t>
+            </w:r>
+            <w:proofErr w:type="spellEnd"/>
+            <w:r>
+              <w:rPr>
+                <w:rFonts w:asciiTheme="minorHAnsi" w:eastAsiaTheme="minorHAnsi" w:hAnsiTheme="minorHAnsi" w:cstheme="minorHAnsi"/>
+                <w:b w:val="0"/>
+                <w:i/>
+                <w:iCs/>
+                <w:color w:val="auto"/>
+                <w:kern w:val="0"/>
+                <w:sz w:val="24"/>
+                <w:szCs w:val="24"/>
+                <w:lang w:val="es-MX"/>
+              </w:rPr>
+              <w:t>};</w:t>
+            </w:r>
+          </w:p>
+          <w:p>
+            <w:pPr>
+              <w:pStyle w:val="Ttulo"/>
+              <w:framePr w:hSpace="0" w:wrap="auto" w:vAnchor="margin" w:hAnchor="text" w:yAlign="inline"/>
+              <w:jc w:val="both"/>
+              <w:rPr>
+                <w:rFonts w:asciiTheme="minorHAnsi" w:eastAsiaTheme="minorHAnsi" w:hAnsiTheme="minorHAnsi" w:cstheme="minorHAnsi"/>
+                <w:b w:val="0"/>
+                <w:color w:val="auto"/>
+                <w:kern w:val="0"/>
+                <w:sz w:val="24"/>
+                <w:szCs w:val="24"/>
+                <w:lang w:val="es-MX"/>
+              </w:rPr>
+            </w:pPr>
+          </w:p>
+        </w:tc>
+      </w:tr>
+    </w:tbl>
     <w:p>
       <w:pPr>
         <w:pStyle w:val="Ttulo"/>
         <w:framePr w:hSpace="0" w:wrap="auto" w:vAnchor="margin" w:hAnchor="text" w:yAlign="inline"/>
-        <w:numPr>
-          <w:ilvl w:val="1"/>
-          <w:numId w:val="2"/>
-        </w:numPr>
-        <w:ind w:left="567"/>
-        <w:rPr>
-          <w:rFonts w:asciiTheme="minorHAnsi" w:eastAsiaTheme="minorHAnsi" w:hAnsiTheme="minorHAnsi" w:cstheme="minorHAnsi"/>
-          <w:b w:val="0"/>
-          <w:color w:val="auto"/>
-          <w:kern w:val="0"/>
-          <w:sz w:val="24"/>
-          <w:szCs w:val="24"/>
-          <w:lang w:val="es-MX"/>
-        </w:rPr>
-      </w:pPr>
-      <w:r>
-        <w:rPr>
-          <w:rFonts w:asciiTheme="minorHAnsi" w:eastAsiaTheme="minorHAnsi" w:hAnsiTheme="minorHAnsi" w:cstheme="minorHAnsi"/>
-          <w:b w:val="0"/>
-          <w:color w:val="auto"/>
-          <w:kern w:val="0"/>
-          <w:sz w:val="24"/>
-          <w:szCs w:val="24"/>
-          <w:lang w:val="es-MX"/>
-        </w:rPr>
-        <w:t>${domain1_name}</w:t>
-      </w:r>
-      <w:r>
-        <w:rPr>
-          <w:rFonts w:asciiTheme="minorHAnsi" w:eastAsiaTheme="minorHAnsi" w:hAnsiTheme="minorHAnsi" w:cstheme="minorHAnsi"/>
-          <w:b w:val="0"/>
-          <w:color w:val="auto"/>
-          <w:kern w:val="0"/>
-          <w:sz w:val="24"/>
-          <w:szCs w:val="24"/>
-          <w:lang w:val="es-MX"/>
-        </w:rPr>
-        <w:t xml:space="preserve"> </w:t>
-      </w:r>
-      <w:r>
-        <w:rPr>
-          <w:rFonts w:asciiTheme="minorHAnsi" w:eastAsiaTheme="minorHAnsi" w:hAnsiTheme="minorHAnsi" w:cstheme="minorHAnsi"/>
-          <w:b w:val="0"/>
-          <w:color w:val="auto"/>
-          <w:kern w:val="0"/>
-          <w:sz w:val="24"/>
-          <w:szCs w:val="24"/>
-          <w:lang w:val="es-MX"/>
-        </w:rPr>
-        <w:tab/>
-      </w:r>
-      <w:r>
-        <w:rPr>
-          <w:rFonts w:asciiTheme="minorHAnsi" w:eastAsiaTheme="minorHAnsi" w:hAnsiTheme="minorHAnsi" w:cstheme="minorHAnsi"/>
-          <w:b w:val="0"/>
-          <w:color w:val="auto"/>
-          <w:kern w:val="0"/>
-          <w:sz w:val="24"/>
-          <w:szCs w:val="24"/>
-          <w:lang w:val="es-MX"/>
-        </w:rPr>
-        <w:tab/>
-      </w:r>
-      <w:r>
-        <w:rPr>
-          <w:rFonts w:asciiTheme="minorHAnsi" w:eastAsiaTheme="minorHAnsi" w:hAnsiTheme="minorHAnsi" w:cstheme="minorHAnsi"/>
-          <w:b w:val="0"/>
-          <w:color w:val="auto"/>
-          <w:kern w:val="0"/>
-          <w:sz w:val="24"/>
-          <w:szCs w:val="24"/>
-          <w:lang w:val="es-MX"/>
-        </w:rPr>
-        <w:tab/>
-      </w:r>
-      <w:r>
-        <w:rPr>
-          <w:rFonts w:asciiTheme="minorHAnsi" w:eastAsiaTheme="minorHAnsi" w:hAnsiTheme="minorHAnsi" w:cstheme="minorHAnsi"/>
-          <w:b w:val="0"/>
-          <w:color w:val="auto"/>
-          <w:kern w:val="0"/>
-          <w:sz w:val="24"/>
-          <w:szCs w:val="24"/>
-          <w:lang w:val="es-MX"/>
-        </w:rPr>
-        <w:tab/>
-      </w:r>
-      <w:r>
-        <w:rPr>
-          <w:rFonts w:asciiTheme="minorHAnsi" w:eastAsiaTheme="minorHAnsi" w:hAnsiTheme="minorHAnsi" w:cstheme="minorHAnsi"/>
-          <w:b w:val="0"/>
-          <w:color w:val="auto"/>
-          <w:kern w:val="0"/>
-          <w:sz w:val="24"/>
-          <w:szCs w:val="24"/>
-          <w:lang w:val="es-MX"/>
-        </w:rPr>
-        <w:t>${domain1_level}</w:t>
-      </w:r>
+        <w:rPr>
+          <w:rFonts w:asciiTheme="minorHAnsi" w:eastAsiaTheme="minorHAnsi" w:hAnsiTheme="minorHAnsi" w:cstheme="minorHAnsi"/>
+          <w:b w:val="0"/>
+          <w:color w:val="auto"/>
+          <w:kern w:val="0"/>
+          <w:sz w:val="24"/>
+          <w:szCs w:val="24"/>
+          <w:lang w:val="es-MX"/>
+        </w:rPr>
+      </w:pPr>
     </w:p>
     <w:p>
       <w:pPr>
         <w:pStyle w:val="Ttulo"/>
         <w:framePr w:hSpace="0" w:wrap="auto" w:vAnchor="margin" w:hAnchor="text" w:yAlign="inline"/>
         <w:ind w:left="567"/>
-        <w:jc w:val="both"/>
-        <w:rPr>
-          <w:rFonts w:asciiTheme="minorHAnsi" w:eastAsiaTheme="minorHAnsi" w:hAnsiTheme="minorHAnsi" w:cstheme="minorHAnsi"/>
-          <w:b w:val="0"/>
-          <w:i/>
-          <w:iCs/>
-          <w:color w:val="auto"/>
-          <w:kern w:val="0"/>
-          <w:sz w:val="24"/>
-          <w:szCs w:val="24"/>
-          <w:lang w:val="es-MX"/>
-        </w:rPr>
-      </w:pPr>
-      <w:r>
-        <w:rPr>
-          <w:rFonts w:asciiTheme="minorHAnsi" w:eastAsiaTheme="minorHAnsi" w:hAnsiTheme="minorHAnsi" w:cstheme="minorHAnsi"/>
-          <w:b w:val="0"/>
-          <w:i/>
-          <w:iCs/>
-          <w:color w:val="auto"/>
-          <w:kern w:val="0"/>
-          <w:sz w:val="24"/>
-          <w:szCs w:val="24"/>
-          <w:lang w:val="es-MX"/>
-        </w:rPr>
-        <w:t>${domain1_description}</w:t>
-      </w:r>
-      <w:r>
-        <w:rPr>
-          <w:rFonts w:asciiTheme="minorHAnsi" w:eastAsiaTheme="minorHAnsi" w:hAnsiTheme="minorHAnsi" w:cstheme="minorHAnsi"/>
-          <w:b w:val="0"/>
-          <w:i/>
-          <w:iCs/>
-          <w:color w:val="auto"/>
-          <w:kern w:val="0"/>
-          <w:sz w:val="24"/>
-          <w:szCs w:val="24"/>
-          <w:lang w:val="es-MX"/>
-        </w:rPr>
-        <w:t>;</w:t>
-      </w:r>
-    </w:p>
-    <w:p>
-      <w:pPr>
-        <w:pStyle w:val="Ttulo"/>
-        <w:framePr w:hSpace="0" w:wrap="auto" w:vAnchor="margin" w:hAnchor="text" w:yAlign="inline"/>
-        <w:ind w:left="567"/>
-        <w:rPr>
-          <w:rFonts w:asciiTheme="minorHAnsi" w:eastAsiaTheme="minorHAnsi" w:hAnsiTheme="minorHAnsi" w:cstheme="minorHAnsi"/>
-          <w:b w:val="0"/>
-          <w:color w:val="auto"/>
-          <w:kern w:val="0"/>
-          <w:sz w:val="24"/>
-          <w:szCs w:val="24"/>
-          <w:lang w:val="es-MX"/>
-        </w:rPr>
-      </w:pPr>
-    </w:p>
-    <w:p>
-      <w:pPr>
-        <w:pStyle w:val="Ttulo"/>
-        <w:framePr w:hSpace="0" w:wrap="auto" w:vAnchor="margin" w:hAnchor="text" w:yAlign="inline"/>
-        <w:numPr>
-          <w:ilvl w:val="1"/>
-          <w:numId w:val="2"/>
-        </w:numPr>
-        <w:ind w:left="567"/>
-        <w:rPr>
-          <w:rFonts w:asciiTheme="minorHAnsi" w:eastAsiaTheme="minorHAnsi" w:hAnsiTheme="minorHAnsi" w:cstheme="minorHAnsi"/>
-          <w:b w:val="0"/>
-          <w:color w:val="auto"/>
-          <w:kern w:val="0"/>
-          <w:sz w:val="24"/>
-          <w:szCs w:val="24"/>
-          <w:lang w:val="es-MX"/>
-        </w:rPr>
-      </w:pPr>
-      <w:r>
-        <w:rPr>
-          <w:rFonts w:asciiTheme="minorHAnsi" w:eastAsiaTheme="minorHAnsi" w:hAnsiTheme="minorHAnsi" w:cstheme="minorHAnsi"/>
-          <w:b w:val="0"/>
-          <w:color w:val="auto"/>
-          <w:kern w:val="0"/>
-          <w:sz w:val="24"/>
-          <w:szCs w:val="24"/>
-          <w:lang w:val="es-MX"/>
-        </w:rPr>
-        <w:t xml:space="preserve">${domain2_name} </w:t>
-      </w:r>
-      <w:r>
-        <w:rPr>
-          <w:rFonts w:asciiTheme="minorHAnsi" w:eastAsiaTheme="minorHAnsi" w:hAnsiTheme="minorHAnsi" w:cstheme="minorHAnsi"/>
-          <w:b w:val="0"/>
-          <w:color w:val="auto"/>
-          <w:kern w:val="0"/>
-          <w:sz w:val="24"/>
-          <w:szCs w:val="24"/>
-          <w:lang w:val="es-MX"/>
-        </w:rPr>
-        <w:tab/>
-      </w:r>
-      <w:r>
-        <w:rPr>
-          <w:rFonts w:asciiTheme="minorHAnsi" w:eastAsiaTheme="minorHAnsi" w:hAnsiTheme="minorHAnsi" w:cstheme="minorHAnsi"/>
-          <w:b w:val="0"/>
-          <w:color w:val="auto"/>
-          <w:kern w:val="0"/>
-          <w:sz w:val="24"/>
-          <w:szCs w:val="24"/>
-          <w:lang w:val="es-MX"/>
-        </w:rPr>
-        <w:tab/>
-      </w:r>
-      <w:r>
-        <w:rPr>
-          <w:rFonts w:asciiTheme="minorHAnsi" w:eastAsiaTheme="minorHAnsi" w:hAnsiTheme="minorHAnsi" w:cstheme="minorHAnsi"/>
-          <w:b w:val="0"/>
-          <w:color w:val="auto"/>
-          <w:kern w:val="0"/>
-          <w:sz w:val="24"/>
-          <w:szCs w:val="24"/>
-          <w:lang w:val="es-MX"/>
-        </w:rPr>
-        <w:tab/>
-      </w:r>
-      <w:r>
-        <w:rPr>
-          <w:rFonts w:asciiTheme="minorHAnsi" w:eastAsiaTheme="minorHAnsi" w:hAnsiTheme="minorHAnsi" w:cstheme="minorHAnsi"/>
-          <w:b w:val="0"/>
-          <w:color w:val="auto"/>
-          <w:kern w:val="0"/>
-          <w:sz w:val="24"/>
-          <w:szCs w:val="24"/>
-          <w:lang w:val="es-MX"/>
-        </w:rPr>
-        <w:tab/>
-        <w:t>${domain2_level}</w:t>
-      </w:r>
-    </w:p>
-    <w:p>
-      <w:pPr>
-        <w:pStyle w:val="Ttulo"/>
-        <w:framePr w:hSpace="0" w:wrap="auto" w:vAnchor="margin" w:hAnchor="text" w:yAlign="inline"/>
-        <w:ind w:left="567"/>
-        <w:jc w:val="both"/>
-        <w:rPr>
-          <w:rFonts w:asciiTheme="minorHAnsi" w:eastAsiaTheme="minorHAnsi" w:hAnsiTheme="minorHAnsi" w:cstheme="minorHAnsi"/>
-          <w:b w:val="0"/>
-          <w:i/>
-          <w:iCs/>
-          <w:color w:val="auto"/>
-          <w:kern w:val="0"/>
-          <w:sz w:val="24"/>
-          <w:szCs w:val="24"/>
-          <w:lang w:val="es-MX"/>
-        </w:rPr>
-      </w:pPr>
-      <w:r>
-        <w:rPr>
-          <w:rFonts w:asciiTheme="minorHAnsi" w:eastAsiaTheme="minorHAnsi" w:hAnsiTheme="minorHAnsi" w:cstheme="minorHAnsi"/>
-          <w:b w:val="0"/>
-          <w:i/>
-          <w:iCs/>
-          <w:color w:val="auto"/>
-          <w:kern w:val="0"/>
-          <w:sz w:val="24"/>
-          <w:szCs w:val="24"/>
-          <w:lang w:val="es-MX"/>
-        </w:rPr>
-        <w:t>${domain2_description};</w:t>
-      </w:r>
-    </w:p>
-    <w:p>
-      <w:pPr>
-        <w:pStyle w:val="Ttulo"/>
-        <w:framePr w:hSpace="0" w:wrap="auto" w:vAnchor="margin" w:hAnchor="text" w:yAlign="inline"/>
-        <w:ind w:left="567"/>
-        <w:rPr>
-          <w:rFonts w:asciiTheme="minorHAnsi" w:eastAsiaTheme="minorHAnsi" w:hAnsiTheme="minorHAnsi" w:cstheme="minorHAnsi"/>
-          <w:b w:val="0"/>
-          <w:color w:val="auto"/>
-          <w:kern w:val="0"/>
-          <w:sz w:val="24"/>
-          <w:szCs w:val="24"/>
-          <w:lang w:val="es-MX"/>
-        </w:rPr>
-      </w:pPr>
-    </w:p>
-    <w:p>
-      <w:pPr>
-        <w:pStyle w:val="Ttulo"/>
-        <w:framePr w:hSpace="0" w:wrap="auto" w:vAnchor="margin" w:hAnchor="text" w:yAlign="inline"/>
-        <w:numPr>
-          <w:ilvl w:val="1"/>
-          <w:numId w:val="2"/>
-        </w:numPr>
-        <w:ind w:left="567"/>
-        <w:rPr>
-          <w:rFonts w:asciiTheme="minorHAnsi" w:eastAsiaTheme="minorHAnsi" w:hAnsiTheme="minorHAnsi" w:cstheme="minorHAnsi"/>
-          <w:b w:val="0"/>
-          <w:color w:val="auto"/>
-          <w:kern w:val="0"/>
-          <w:sz w:val="24"/>
-          <w:szCs w:val="24"/>
-          <w:lang w:val="es-MX"/>
-        </w:rPr>
-      </w:pPr>
-      <w:r>
-        <w:rPr>
-          <w:rFonts w:asciiTheme="minorHAnsi" w:eastAsiaTheme="minorHAnsi" w:hAnsiTheme="minorHAnsi" w:cstheme="minorHAnsi"/>
-          <w:b w:val="0"/>
-          <w:color w:val="auto"/>
-          <w:kern w:val="0"/>
-          <w:sz w:val="24"/>
-          <w:szCs w:val="24"/>
-          <w:lang w:val="es-MX"/>
-        </w:rPr>
-        <w:t xml:space="preserve">${domain3_name} </w:t>
-      </w:r>
-      <w:r>
-        <w:rPr>
-          <w:rFonts w:asciiTheme="minorHAnsi" w:eastAsiaTheme="minorHAnsi" w:hAnsiTheme="minorHAnsi" w:cstheme="minorHAnsi"/>
-          <w:b w:val="0"/>
-          <w:color w:val="auto"/>
-          <w:kern w:val="0"/>
-          <w:sz w:val="24"/>
-          <w:szCs w:val="24"/>
-          <w:lang w:val="es-MX"/>
-        </w:rPr>
-        <w:tab/>
-      </w:r>
-      <w:r>
-        <w:rPr>
-          <w:rFonts w:asciiTheme="minorHAnsi" w:eastAsiaTheme="minorHAnsi" w:hAnsiTheme="minorHAnsi" w:cstheme="minorHAnsi"/>
-          <w:b w:val="0"/>
-          <w:color w:val="auto"/>
-          <w:kern w:val="0"/>
-          <w:sz w:val="24"/>
-          <w:szCs w:val="24"/>
-          <w:lang w:val="es-MX"/>
-        </w:rPr>
-        <w:tab/>
-      </w:r>
-      <w:r>
-        <w:rPr>
-          <w:rFonts w:asciiTheme="minorHAnsi" w:eastAsiaTheme="minorHAnsi" w:hAnsiTheme="minorHAnsi" w:cstheme="minorHAnsi"/>
-          <w:b w:val="0"/>
-          <w:color w:val="auto"/>
-          <w:kern w:val="0"/>
-          <w:sz w:val="24"/>
-          <w:szCs w:val="24"/>
-          <w:lang w:val="es-MX"/>
-        </w:rPr>
-        <w:tab/>
-      </w:r>
-      <w:r>
-        <w:rPr>
-          <w:rFonts w:asciiTheme="minorHAnsi" w:eastAsiaTheme="minorHAnsi" w:hAnsiTheme="minorHAnsi" w:cstheme="minorHAnsi"/>
-          <w:b w:val="0"/>
-          <w:color w:val="auto"/>
-          <w:kern w:val="0"/>
-          <w:sz w:val="24"/>
-          <w:szCs w:val="24"/>
-          <w:lang w:val="es-MX"/>
-        </w:rPr>
-        <w:tab/>
-        <w:t>${domain3_level}</w:t>
-      </w:r>
-    </w:p>
-    <w:p>
-      <w:pPr>
-        <w:pStyle w:val="Ttulo"/>
-        <w:framePr w:hSpace="0" w:wrap="auto" w:vAnchor="margin" w:hAnchor="text" w:yAlign="inline"/>
-        <w:ind w:left="567"/>
-        <w:jc w:val="both"/>
-        <w:rPr>
-          <w:rFonts w:asciiTheme="minorHAnsi" w:eastAsiaTheme="minorHAnsi" w:hAnsiTheme="minorHAnsi" w:cstheme="minorHAnsi"/>
-          <w:b w:val="0"/>
-          <w:i/>
-          <w:iCs/>
-          <w:color w:val="auto"/>
-          <w:kern w:val="0"/>
-          <w:sz w:val="24"/>
-          <w:szCs w:val="24"/>
-          <w:lang w:val="es-MX"/>
-        </w:rPr>
-      </w:pPr>
-      <w:r>
-        <w:rPr>
-          <w:rFonts w:asciiTheme="minorHAnsi" w:eastAsiaTheme="minorHAnsi" w:hAnsiTheme="minorHAnsi" w:cstheme="minorHAnsi"/>
-          <w:b w:val="0"/>
-          <w:i/>
-          <w:iCs/>
-          <w:color w:val="auto"/>
-          <w:kern w:val="0"/>
-          <w:sz w:val="24"/>
-          <w:szCs w:val="24"/>
-          <w:lang w:val="es-MX"/>
-        </w:rPr>
-        <w:t>${domain3_description};</w:t>
-      </w:r>
+        <w:rPr>
+          <w:rFonts w:asciiTheme="minorHAnsi" w:eastAsiaTheme="minorHAnsi" w:hAnsiTheme="minorHAnsi" w:cstheme="minorHAnsi"/>
+          <w:b w:val="0"/>
+          <w:color w:val="auto"/>
+          <w:kern w:val="0"/>
+          <w:sz w:val="24"/>
+          <w:szCs w:val="24"/>
+          <w:lang w:val="es-MX"/>
+        </w:rPr>
+      </w:pPr>
     </w:p>
     <w:p>
       <w:pPr>
@@ -11089,16 +11940,24 @@
           <w:sz w:val="24"/>
           <w:szCs w:val="24"/>
         </w:rPr>
+        <w:t xml:space="preserve">Primer nivel: Las acciones se centran en el plano organizacional </w:t>
+      </w:r>
+      <w:r>
+        <w:rPr>
+          <w:rFonts w:eastAsia="Times New Roman" w:cstheme="minorHAnsi"/>
+          <w:sz w:val="24"/>
+          <w:szCs w:val="24"/>
+        </w:rPr>
+        <w:t xml:space="preserve">e implican actuar sobre la política de prevención de riesgos psicosociales del centro de trabajo, la organización del trabajo, las acciones o medios para: disminuir los efectos de los </w:t>
+      </w:r>
+      <w:r>
+        <w:rPr>
+          <w:rFonts w:eastAsia="Times New Roman" w:cstheme="minorHAnsi"/>
+          <w:sz w:val="24"/>
+          <w:szCs w:val="24"/>
+        </w:rPr>
         <w:lastRenderedPageBreak/>
-        <w:t xml:space="preserve">Primer nivel: Las acciones se centran en el plano organizacional </w:t>
-      </w:r>
-      <w:r>
-        <w:rPr>
-          <w:rFonts w:eastAsia="Times New Roman" w:cstheme="minorHAnsi"/>
-          <w:sz w:val="24"/>
-          <w:szCs w:val="24"/>
-        </w:rPr>
-        <w:t>e implican actuar sobre la política de prevención de riesgos psicosociales del centro de trabajo, la organización del trabajo, las acciones o medios para: disminuir los efectos de los factores de riesgo psicosocial, prevenir la violencia laboral y propiciar el entorno organizacional favorable.</w:t>
+        <w:t>factores de riesgo psicosocial, prevenir la violencia laboral y propiciar el entorno organizacional favorable.</w:t>
       </w:r>
     </w:p>
     <w:p>
@@ -11424,7 +12283,6 @@
           <w:sz w:val="24"/>
           <w:szCs w:val="24"/>
         </w:rPr>
-        <w:lastRenderedPageBreak/>
         <w:t xml:space="preserve">Segundo </w:t>
       </w:r>
       <w:r>
@@ -11470,6 +12328,7 @@
         <w:rPr>
           <w:noProof/>
         </w:rPr>
+        <w:lastRenderedPageBreak/>
         <w:drawing>
           <wp:inline distT="0" distB="0" distL="0" distR="0" wp14:anchorId="15373C09" wp14:editId="2C21D20D">
             <wp:extent cx="5612130" cy="2228850"/>
@@ -11734,93 +12593,6 @@
           <w:lang w:val="es-MX"/>
         </w:rPr>
       </w:pPr>
-      <w:r>
-        <w:rPr>
-          <w:noProof/>
-        </w:rPr>
-        <w:drawing>
-          <wp:anchor distT="0" distB="0" distL="114300" distR="114300" simplePos="0" relativeHeight="251658242" behindDoc="0" locked="0" layoutInCell="1" allowOverlap="1" wp14:anchorId="44DEAFAC" wp14:editId="19029476">
-            <wp:simplePos x="0" y="0"/>
-            <wp:positionH relativeFrom="margin">
-              <wp:posOffset>278765</wp:posOffset>
-            </wp:positionH>
-            <wp:positionV relativeFrom="paragraph">
-              <wp:posOffset>156210</wp:posOffset>
-            </wp:positionV>
-            <wp:extent cx="1181100" cy="1509395"/>
-            <wp:effectExtent l="152400" t="152400" r="361950" b="357505"/>
-            <wp:wrapThrough wrapText="bothSides">
-              <wp:wrapPolygon edited="0">
-                <wp:start x="1394" y="-2181"/>
-                <wp:lineTo x="-2787" y="-1636"/>
-                <wp:lineTo x="-2787" y="22627"/>
-                <wp:lineTo x="-1045" y="24535"/>
-                <wp:lineTo x="3135" y="25898"/>
-                <wp:lineTo x="3484" y="26443"/>
-                <wp:lineTo x="21600" y="26443"/>
-                <wp:lineTo x="21948" y="25898"/>
-                <wp:lineTo x="26129" y="24535"/>
-                <wp:lineTo x="27871" y="20446"/>
-                <wp:lineTo x="27871" y="2726"/>
-                <wp:lineTo x="23690" y="-1363"/>
-                <wp:lineTo x="23342" y="-2181"/>
-                <wp:lineTo x="1394" y="-2181"/>
-              </wp:wrapPolygon>
-            </wp:wrapThrough>
-            <wp:docPr id="71" name="Imagen 71" descr="Imagen que contiene Texto&#10;&#10;Descripción generada automáticamente"/>
-            <wp:cNvGraphicFramePr>
-              <a:graphicFrameLocks xmlns:a="http://schemas.openxmlformats.org/drawingml/2006/main" noChangeAspect="1"/>
-            </wp:cNvGraphicFramePr>
-            <a:graphic xmlns:a="http://schemas.openxmlformats.org/drawingml/2006/main">
-              <a:graphicData uri="http://schemas.openxmlformats.org/drawingml/2006/picture">
-                <pic:pic xmlns:pic="http://schemas.openxmlformats.org/drawingml/2006/picture">
-                  <pic:nvPicPr>
-                    <pic:cNvPr id="71" name="Imagen 71" descr="Imagen que contiene Texto&#10;&#10;Descripción generada automáticamente"/>
-                    <pic:cNvPicPr/>
-                  </pic:nvPicPr>
-                  <pic:blipFill>
-                    <a:blip r:embed="rId18" cstate="print">
-                      <a:extLst>
-                        <a:ext uri="{28A0092B-C50C-407E-A947-70E740481C1C}">
-                          <a14:useLocalDpi xmlns:a14="http://schemas.microsoft.com/office/drawing/2010/main" val="0"/>
-                        </a:ext>
-                      </a:extLst>
-                    </a:blip>
-                    <a:stretch>
-                      <a:fillRect/>
-                    </a:stretch>
-                  </pic:blipFill>
-                  <pic:spPr>
-                    <a:xfrm>
-                      <a:off x="0" y="0"/>
-                      <a:ext cx="1181100" cy="1509395"/>
-                    </a:xfrm>
-                    <a:prstGeom prst="rect">
-                      <a:avLst/>
-                    </a:prstGeom>
-                    <a:ln>
-                      <a:noFill/>
-                    </a:ln>
-                    <a:effectLst>
-                      <a:outerShdw blurRad="292100" dist="139700" dir="2700000" algn="tl" rotWithShape="0">
-                        <a:srgbClr val="333333">
-                          <a:alpha val="65000"/>
-                        </a:srgbClr>
-                      </a:outerShdw>
-                    </a:effectLst>
-                  </pic:spPr>
-                </pic:pic>
-              </a:graphicData>
-            </a:graphic>
-            <wp14:sizeRelH relativeFrom="page">
-              <wp14:pctWidth>0</wp14:pctWidth>
-            </wp14:sizeRelH>
-            <wp14:sizeRelV relativeFrom="page">
-              <wp14:pctHeight>0</wp14:pctHeight>
-            </wp14:sizeRelV>
-          </wp:anchor>
-        </w:drawing>
-      </w:r>
     </w:p>
     <w:p>
       <w:pPr>
@@ -12099,8 +12871,8 @@
       </w:r>
     </w:p>
     <w:sectPr>
-      <w:headerReference w:type="default" r:id="rId19"/>
-      <w:headerReference w:type="first" r:id="rId20"/>
+      <w:headerReference w:type="default" r:id="rId18"/>
+      <w:headerReference w:type="first" r:id="rId19"/>
       <w:pgSz w:w="12240" w:h="15840"/>
       <w:pgMar w:top="1417" w:right="1701" w:bottom="1417" w:left="1701" w:header="708" w:footer="708" w:gutter="0"/>
       <w:cols w:space="708"/>

--- a/storage/app/plantillas/informe_resultados_guia2.docx
+++ b/storage/app/plantillas/informe_resultados_guia2.docx
@@ -2219,6 +2219,9 @@
         <w:t>Guía</w:t>
       </w:r>
       <w:r>
+        <w:t xml:space="preserve"> de referencia</w:t>
+      </w:r>
+      <w:r>
         <w:rPr>
           <w:rFonts w:ascii="Bahnschrift" w:hAnsi="Bahnschrift"/>
           <w:sz w:val="24"/>
@@ -2587,6 +2590,7 @@
             <w14:round/>
           </w14:textOutline>
         </w:rPr>
+        <w:lastRenderedPageBreak/>
         <w:t>Forma</w:t>
       </w:r>
       <w:r>
@@ -2634,7 +2638,6 @@
           <w:szCs w:val="24"/>
           <w:lang w:val="es-MX"/>
         </w:rPr>
-        <w:lastRenderedPageBreak/>
         <w:t xml:space="preserve">La aplicación del cuestionario se realizó de manera </w:t>
       </w:r>
       <w:r>
@@ -3773,6 +3776,7 @@
           <w:sz w:val="24"/>
           <w:szCs w:val="24"/>
         </w:rPr>
+        <w:lastRenderedPageBreak/>
         <w:t>Para obtener la calificación se consideró la agrupación de los ítems por categoría, dominio y dimensión, de acuerdo con lo siguiente:</w:t>
       </w:r>
     </w:p>
@@ -3795,7 +3799,6 @@
           <w:rFonts w:asciiTheme="minorHAnsi" w:hAnsiTheme="minorHAnsi" w:cstheme="minorHAnsi"/>
           <w:color w:val="auto"/>
         </w:rPr>
-        <w:lastRenderedPageBreak/>
         <w:t xml:space="preserve">Las respuestas a los ítems del cuestionario para la identificación de los factores de riesgo psicosocial </w:t>
       </w:r>
       <w:r>
@@ -4460,6 +4463,7 @@
         <w:rPr>
           <w:noProof/>
         </w:rPr>
+        <w:lastRenderedPageBreak/>
         <w:drawing>
           <wp:inline distT="0" distB="0" distL="0" distR="0" wp14:anchorId="47D51FCF" wp14:editId="02BE635E">
             <wp:extent cx="5612130" cy="828040"/>
@@ -5012,7 +5016,7 @@
           <w:sz w:val="18"/>
           <w:szCs w:val="18"/>
         </w:rPr>
-        <w:t>evaluar el entorno organizacional y el efecto a la salud de los trabajadores para establecer las medidas de control y</w:t>
+        <w:t xml:space="preserve">evaluar </w:t>
       </w:r>
       <w:r>
         <w:rPr>
@@ -5020,7 +5024,8 @@
           <w:sz w:val="18"/>
           <w:szCs w:val="18"/>
         </w:rPr>
-        <w:t xml:space="preserve"> </w:t>
+        <w:lastRenderedPageBreak/>
+        <w:t>el entorno organizacional y el efecto a la salud de los trabajadores para establecer las medidas de control y</w:t>
       </w:r>
       <w:r>
         <w:rPr>
@@ -5028,6 +5033,14 @@
           <w:sz w:val="18"/>
           <w:szCs w:val="18"/>
         </w:rPr>
+        <w:t xml:space="preserve"> </w:t>
+      </w:r>
+      <w:r>
+        <w:rPr>
+          <w:rFonts w:cstheme="minorHAnsi"/>
+          <w:sz w:val="18"/>
+          <w:szCs w:val="18"/>
+        </w:rPr>
         <w:t>seguimiento de estos factores. Por ejemplo, la identificaci</w:t>
       </w:r>
       <w:r>
@@ -5095,6 +5108,7 @@
         <w:t>gico (</w:t>
       </w:r>
       <w:proofErr w:type="spellStart"/>
+      <w:proofErr w:type="gramStart"/>
       <w:r>
         <w:rPr>
           <w:rFonts w:cstheme="minorHAnsi"/>
@@ -5104,6 +5118,7 @@
         <w:t>mobbing</w:t>
       </w:r>
       <w:proofErr w:type="spellEnd"/>
+      <w:proofErr w:type="gramEnd"/>
       <w:r>
         <w:rPr>
           <w:rFonts w:cstheme="minorHAnsi"/>
